--- a/document.docx
+++ b/document.docx
@@ -12,8 +12,8 @@
           <w:b w:val="0"/>
           <w:bCs w:val="0"/>
           <w:color w:val="auto"/>
-          <w:sz w:val="32"/>
-          <w:szCs w:val="32"/>
+          <w:sz w:val="30"/>
+          <w:szCs w:val="30"/>
           <w:lang w:val="en-US" w:eastAsia="zh-CN"/>
         </w:rPr>
       </w:pPr>
@@ -23,11 +23,83 @@
           <w:b w:val="0"/>
           <w:bCs w:val="0"/>
           <w:color w:val="auto"/>
-          <w:sz w:val="32"/>
-          <w:szCs w:val="32"/>
+          <w:sz w:val="30"/>
+          <w:szCs w:val="30"/>
           <w:lang w:val="en-US" w:eastAsia="zh-CN"/>
         </w:rPr>
-        <w:t>逆风而行的你</w:t>
+        <w:t>XXX产品说明</w:t>
+      </w:r>
+    </w:p>
+    <w:p>
+      <w:pPr>
+        <w:jc w:val="center"/>
+        <w:rPr>
+          <w:rFonts w:hint="eastAsia" w:ascii="黑体" w:hAnsi="黑体" w:eastAsia="黑体" w:cs="黑体"/>
+          <w:b w:val="0"/>
+          <w:bCs w:val="0"/>
+          <w:color w:val="auto"/>
+          <w:sz w:val="30"/>
+          <w:szCs w:val="30"/>
+          <w:lang w:val="en-US" w:eastAsia="zh-CN"/>
+        </w:rPr>
+      </w:pPr>
+      <w:r>
+        <w:rPr>
+          <w:rFonts w:hint="eastAsia" w:ascii="黑体" w:hAnsi="黑体" w:eastAsia="黑体" w:cs="黑体"/>
+          <w:b w:val="0"/>
+          <w:bCs w:val="0"/>
+          <w:color w:val="auto"/>
+          <w:sz w:val="30"/>
+          <w:szCs w:val="30"/>
+          <w:lang w:val="en-US" w:eastAsia="zh-CN"/>
+        </w:rPr>
+        <w:t>前言</w:t>
+      </w:r>
+    </w:p>
+    <w:p>
+      <w:pPr>
+        <w:jc w:val="both"/>
+        <w:rPr>
+          <w:rFonts w:hint="default" w:ascii="黑体" w:hAnsi="黑体" w:eastAsia="黑体" w:cs="黑体"/>
+          <w:b w:val="0"/>
+          <w:bCs w:val="0"/>
+          <w:color w:val="auto"/>
+          <w:sz w:val="30"/>
+          <w:szCs w:val="30"/>
+          <w:lang w:val="en-US" w:eastAsia="zh-CN"/>
+        </w:rPr>
+      </w:pPr>
+      <w:r>
+        <w:rPr>
+          <w:rFonts w:hint="eastAsia" w:ascii="黑体" w:hAnsi="黑体" w:eastAsia="黑体" w:cs="黑体"/>
+          <w:b w:val="0"/>
+          <w:bCs w:val="0"/>
+          <w:color w:val="auto"/>
+          <w:sz w:val="30"/>
+          <w:szCs w:val="30"/>
+          <w:lang w:val="en-US" w:eastAsia="zh-CN"/>
+        </w:rPr>
+        <w:t xml:space="preserve">    </w:t>
+      </w:r>
+      <w:r>
+        <w:rPr>
+          <w:rFonts w:hint="eastAsia" w:ascii="宋体" w:hAnsi="宋体" w:eastAsia="宋体" w:cs="宋体"/>
+          <w:sz w:val="24"/>
+          <w:szCs w:val="24"/>
+          <w:lang w:val="en-US" w:eastAsia="zh-CN"/>
+        </w:rPr>
+        <w:t>根据《XXX技术协议》，某产品生产任务</w:t>
+      </w:r>
+      <w:bookmarkStart w:id="0" w:name="_GoBack"/>
+      <w:bookmarkEnd w:id="0"/>
+      <w:r>
+        <w:rPr>
+          <w:rFonts w:hint="eastAsia" w:ascii="宋体" w:hAnsi="宋体" w:eastAsia="宋体" w:cs="宋体"/>
+          <w:sz w:val="24"/>
+          <w:szCs w:val="24"/>
+          <w:lang w:val="en-US" w:eastAsia="zh-CN"/>
+        </w:rPr>
+        <w:t>。</w:t>
       </w:r>
     </w:p>
     <w:p>
@@ -47,7 +119,7 @@
           <w:szCs w:val="30"/>
           <w:lang w:val="en-US" w:eastAsia="zh-CN"/>
         </w:rPr>
-        <w:t>1.标题</w:t>
+        <w:t>标题</w:t>
       </w:r>
     </w:p>
     <w:p>
@@ -155,18 +227,7 @@
           <w:szCs w:val="24"/>
           <w:lang w:val="en-US" w:eastAsia="zh-CN"/>
         </w:rPr>
-        <w:t>现在却不得不担起重任</w:t>
-      </w:r>
-      <w:bookmarkStart w:id="0" w:name="_GoBack"/>
-      <w:bookmarkEnd w:id="0"/>
-      <w:r>
-        <w:rPr>
-          <w:rFonts w:hint="eastAsia" w:ascii="宋体" w:hAnsi="宋体" w:eastAsia="宋体" w:cs="宋体"/>
-          <w:sz w:val="24"/>
-          <w:szCs w:val="24"/>
-          <w:lang w:val="en-US" w:eastAsia="zh-CN"/>
-        </w:rPr>
-        <w:t>，去保护那些病人。还有各省许多请愿支援武汉的医护人员，不管父母的反对，不顾朋友的劝说，逆风而行，在昏暗地方，照亮无数陌生的过客。还有那些在外站岗的警察，维持着一座城的秩序，不畏严寒，坚持站在在自己的岗位上</w:t>
+        <w:t>现在却不得不担起重任，去保护那些病人。还有各省许多请愿支援武汉的医护人员，不管父母的反对，不顾朋友的劝说，逆风而行，在昏暗地方，照亮无数陌生的过客。还有那些在外站岗的警察，维持着一座城的秩序，不畏严寒，坚持站在在自己的岗位上</w:t>
       </w:r>
       <w:r>
         <w:rPr>
@@ -13092,6 +13153,7 @@
     <w:name w:val="Macro Text Char"/>
     <w:basedOn w:val="132"/>
     <w:link w:val="2"/>
+    <w:qFormat/>
     <w:uiPriority w:val="99"/>
     <w:rPr>
       <w:rFonts w:ascii="Courier" w:hAnsi="Courier"/>
@@ -13121,6 +13183,7 @@
     <w:name w:val="Quote Char"/>
     <w:basedOn w:val="132"/>
     <w:link w:val="148"/>
+    <w:qFormat/>
     <w:uiPriority w:val="29"/>
     <w:rPr>
       <w:i/>

--- a/document.docx
+++ b/document.docx
@@ -4,35 +4,519 @@
   <w:body>
     <w:p>
       <w:pPr>
-        <w:pStyle w:val="5"/>
         <w:bidi w:val="0"/>
+        <w:ind w:left="0" w:leftChars="0" w:firstLine="0" w:firstLineChars="0"/>
+        <w:rPr>
+          <w:rFonts w:hint="eastAsia"/>
+        </w:rPr>
+      </w:pPr>
+      <w:bookmarkStart w:id="0" w:name="_Toc4086"/>
+    </w:p>
+    <w:tbl>
+      <w:tblPr>
+        <w:tblStyle w:val="33"/>
+        <w:tblW w:w="0" w:type="auto"/>
+        <w:jc w:val="right"/>
+        <w:tblBorders>
+          <w:top w:val="single" w:color="auto" w:sz="4" w:space="0"/>
+          <w:left w:val="single" w:color="auto" w:sz="4" w:space="0"/>
+          <w:bottom w:val="single" w:color="auto" w:sz="4" w:space="0"/>
+          <w:right w:val="single" w:color="auto" w:sz="4" w:space="0"/>
+          <w:insideH w:val="single" w:color="auto" w:sz="4" w:space="0"/>
+          <w:insideV w:val="single" w:color="auto" w:sz="4" w:space="0"/>
+        </w:tblBorders>
+        <w:tblLayout w:type="autofit"/>
+        <w:tblCellMar>
+          <w:top w:w="0" w:type="dxa"/>
+          <w:left w:w="108" w:type="dxa"/>
+          <w:bottom w:w="0" w:type="dxa"/>
+          <w:right w:w="108" w:type="dxa"/>
+        </w:tblCellMar>
+      </w:tblPr>
+      <w:tblGrid>
+        <w:gridCol w:w="1814"/>
+        <w:gridCol w:w="1814"/>
+      </w:tblGrid>
+      <w:tr>
+        <w:tblPrEx>
+          <w:tblBorders>
+            <w:top w:val="single" w:color="auto" w:sz="4" w:space="0"/>
+            <w:left w:val="single" w:color="auto" w:sz="4" w:space="0"/>
+            <w:bottom w:val="single" w:color="auto" w:sz="4" w:space="0"/>
+            <w:right w:val="single" w:color="auto" w:sz="4" w:space="0"/>
+            <w:insideH w:val="single" w:color="auto" w:sz="4" w:space="0"/>
+            <w:insideV w:val="single" w:color="auto" w:sz="4" w:space="0"/>
+          </w:tblBorders>
+          <w:tblCellMar>
+            <w:top w:w="0" w:type="dxa"/>
+            <w:left w:w="108" w:type="dxa"/>
+            <w:bottom w:w="0" w:type="dxa"/>
+            <w:right w:w="108" w:type="dxa"/>
+          </w:tblCellMar>
+        </w:tblPrEx>
+        <w:trPr>
+          <w:jc w:val="right"/>
+        </w:trPr>
+        <w:tc>
+          <w:tcPr>
+            <w:tcW w:w="1814" w:type="dxa"/>
+          </w:tcPr>
+          <w:p>
+            <w:pPr>
+              <w:bidi w:val="0"/>
+              <w:spacing w:after="0"/>
+              <w:rPr>
+                <w:rFonts w:hint="eastAsia" w:ascii="黑体" w:hAnsi="黑体" w:eastAsia="黑体" w:cs="黑体"/>
+                <w:sz w:val="21"/>
+                <w:szCs w:val="21"/>
+                <w:vertAlign w:val="baseline"/>
+                <w:lang w:val="en-US" w:eastAsia="zh-CN"/>
+              </w:rPr>
+            </w:pPr>
+            <w:r>
+              <w:rPr>
+                <w:rFonts w:hint="eastAsia" w:ascii="黑体" w:hAnsi="黑体" w:eastAsia="黑体" w:cs="黑体"/>
+                <w:sz w:val="21"/>
+                <w:szCs w:val="21"/>
+                <w:vertAlign w:val="baseline"/>
+                <w:lang w:val="en-US" w:eastAsia="zh-CN"/>
+              </w:rPr>
+              <w:t>阶段标识</w:t>
+            </w:r>
+          </w:p>
+        </w:tc>
+        <w:tc>
+          <w:tcPr>
+            <w:tcW w:w="1814" w:type="dxa"/>
+          </w:tcPr>
+          <w:p>
+            <w:pPr>
+              <w:bidi w:val="0"/>
+              <w:spacing w:after="0"/>
+              <w:rPr>
+                <w:rFonts w:hint="eastAsia" w:ascii="黑体" w:hAnsi="黑体" w:eastAsia="黑体" w:cs="黑体"/>
+                <w:sz w:val="21"/>
+                <w:szCs w:val="21"/>
+                <w:vertAlign w:val="baseline"/>
+                <w:lang w:val="en-US" w:eastAsia="zh-CN"/>
+              </w:rPr>
+            </w:pPr>
+            <w:r>
+              <w:rPr>
+                <w:rFonts w:hint="eastAsia"/>
+              </w:rPr>
+              <w:t>A</w:t>
+            </w:r>
+          </w:p>
+        </w:tc>
+      </w:tr>
+      <w:tr>
+        <w:tblPrEx>
+          <w:tblBorders>
+            <w:top w:val="single" w:color="auto" w:sz="4" w:space="0"/>
+            <w:left w:val="single" w:color="auto" w:sz="4" w:space="0"/>
+            <w:bottom w:val="single" w:color="auto" w:sz="4" w:space="0"/>
+            <w:right w:val="single" w:color="auto" w:sz="4" w:space="0"/>
+            <w:insideH w:val="single" w:color="auto" w:sz="4" w:space="0"/>
+            <w:insideV w:val="single" w:color="auto" w:sz="4" w:space="0"/>
+          </w:tblBorders>
+          <w:tblCellMar>
+            <w:top w:w="0" w:type="dxa"/>
+            <w:left w:w="108" w:type="dxa"/>
+            <w:bottom w:w="0" w:type="dxa"/>
+            <w:right w:w="108" w:type="dxa"/>
+          </w:tblCellMar>
+        </w:tblPrEx>
+        <w:trPr>
+          <w:jc w:val="right"/>
+        </w:trPr>
+        <w:tc>
+          <w:tcPr>
+            <w:tcW w:w="1814" w:type="dxa"/>
+          </w:tcPr>
+          <w:p>
+            <w:pPr>
+              <w:bidi w:val="0"/>
+              <w:spacing w:after="0"/>
+              <w:rPr>
+                <w:rFonts w:hint="eastAsia" w:ascii="黑体" w:hAnsi="黑体" w:eastAsia="黑体" w:cs="黑体"/>
+                <w:sz w:val="21"/>
+                <w:szCs w:val="21"/>
+                <w:vertAlign w:val="baseline"/>
+                <w:lang w:val="en-US" w:eastAsia="zh-CN"/>
+              </w:rPr>
+            </w:pPr>
+            <w:r>
+              <w:rPr>
+                <w:rFonts w:hint="eastAsia" w:ascii="黑体" w:hAnsi="黑体" w:eastAsia="黑体" w:cs="黑体"/>
+                <w:sz w:val="21"/>
+                <w:szCs w:val="21"/>
+                <w:vertAlign w:val="baseline"/>
+                <w:lang w:val="en-US" w:eastAsia="zh-CN"/>
+              </w:rPr>
+              <w:t>版次</w:t>
+            </w:r>
+          </w:p>
+        </w:tc>
+        <w:tc>
+          <w:tcPr>
+            <w:tcW w:w="1814" w:type="dxa"/>
+          </w:tcPr>
+          <w:p>
+            <w:pPr>
+              <w:bidi w:val="0"/>
+              <w:spacing w:after="0"/>
+              <w:rPr>
+                <w:rFonts w:hint="eastAsia" w:ascii="黑体" w:hAnsi="黑体" w:eastAsia="黑体" w:cs="黑体"/>
+                <w:sz w:val="21"/>
+                <w:szCs w:val="21"/>
+                <w:vertAlign w:val="baseline"/>
+              </w:rPr>
+            </w:pPr>
+            <w:r>
+              <w:rPr>
+                <w:rFonts w:hint="eastAsia"/>
+              </w:rPr>
+              <w:t>V1.0</w:t>
+            </w:r>
+          </w:p>
+        </w:tc>
+      </w:tr>
+    </w:tbl>
+    <w:p>
+      <w:pPr>
+        <w:bidi w:val="0"/>
+        <w:rPr>
+          <w:rFonts w:hint="eastAsia"/>
+        </w:rPr>
+      </w:pPr>
+    </w:p>
+    <w:p>
+      <w:pPr>
+        <w:bidi w:val="0"/>
+        <w:rPr>
+          <w:rFonts w:hint="eastAsia"/>
+        </w:rPr>
+      </w:pPr>
+    </w:p>
+    <w:p>
+      <w:pPr>
+        <w:bidi w:val="0"/>
+        <w:rPr>
+          <w:rFonts w:hint="eastAsia"/>
+        </w:rPr>
+      </w:pPr>
+    </w:p>
+    <w:p>
+      <w:pPr>
+        <w:pStyle w:val="3"/>
+        <w:numPr>
+          <w:numId w:val="0"/>
+        </w:numPr>
+        <w:ind w:leftChars="0"/>
+        <w:jc w:val="both"/>
+        <w:rPr>
+          <w:rFonts w:hint="eastAsia"/>
+          <w:sz w:val="32"/>
+          <w:szCs w:val="32"/>
+        </w:rPr>
+      </w:pPr>
+    </w:p>
+    <w:p>
+      <w:pPr>
+        <w:pStyle w:val="3"/>
+        <w:numPr>
+          <w:numId w:val="0"/>
+        </w:numPr>
+        <w:tabs>
+          <w:tab w:val="clear" w:pos="0"/>
+          <w:tab w:val="clear" w:pos="420"/>
+        </w:tabs>
+        <w:ind w:leftChars="0"/>
+        <w:jc w:val="center"/>
+        <w:rPr>
+          <w:rFonts w:hint="eastAsia"/>
+          <w:sz w:val="32"/>
+          <w:szCs w:val="32"/>
+        </w:rPr>
+      </w:pPr>
+      <w:r>
+        <w:rPr>
+          <w:rFonts w:hint="eastAsia"/>
+          <w:sz w:val="32"/>
+          <w:szCs w:val="32"/>
+        </w:rPr>
+        <w:t>XX产品</w:t>
+      </w:r>
+    </w:p>
+    <w:p>
+      <w:pPr>
+        <w:pStyle w:val="3"/>
+        <w:numPr>
+          <w:numId w:val="0"/>
+        </w:numPr>
+        <w:tabs>
+          <w:tab w:val="clear" w:pos="0"/>
+          <w:tab w:val="clear" w:pos="420"/>
+        </w:tabs>
+        <w:ind w:leftChars="0"/>
+        <w:jc w:val="center"/>
+        <w:rPr>
+          <w:sz w:val="32"/>
+          <w:szCs w:val="32"/>
+        </w:rPr>
+      </w:pPr>
+      <w:bookmarkStart w:id="1" w:name="_GoBack"/>
+      <w:bookmarkEnd w:id="1"/>
+      <w:r>
+        <w:rPr>
+          <w:rFonts w:hint="eastAsia"/>
+          <w:sz w:val="32"/>
+          <w:szCs w:val="32"/>
+          <w:lang w:val="en-US" w:eastAsia="zh-CN"/>
+        </w:rPr>
+        <w:t>产品</w:t>
+      </w:r>
+      <w:r>
+        <w:rPr>
+          <w:rFonts w:hint="eastAsia"/>
+          <w:sz w:val="32"/>
+          <w:szCs w:val="32"/>
+        </w:rPr>
+        <w:t>规范</w:t>
+      </w:r>
+      <w:bookmarkEnd w:id="0"/>
+    </w:p>
+    <w:p>
+      <w:pPr>
+        <w:pStyle w:val="164"/>
+        <w:ind w:left="0" w:leftChars="0" w:firstLine="0" w:firstLineChars="0"/>
         <w:jc w:val="center"/>
         <w:rPr>
           <w:rFonts w:hint="eastAsia" w:ascii="黑体" w:hAnsi="黑体" w:eastAsia="黑体" w:cs="黑体"/>
-          <w:b w:val="0"/>
-          <w:bCs w:val="0"/>
-          <w:color w:val="auto"/>
-          <w:sz w:val="30"/>
-          <w:szCs w:val="30"/>
-          <w:lang w:val="en-US" w:eastAsia="zh-CN"/>
+          <w:sz w:val="28"/>
+          <w:szCs w:val="28"/>
         </w:rPr>
       </w:pPr>
       <w:r>
         <w:rPr>
           <w:rFonts w:hint="eastAsia" w:ascii="黑体" w:hAnsi="黑体" w:eastAsia="黑体" w:cs="黑体"/>
-          <w:b w:val="0"/>
-          <w:bCs w:val="0"/>
-          <w:color w:val="auto"/>
-          <w:sz w:val="30"/>
-          <w:szCs w:val="30"/>
-          <w:lang w:val="en-US" w:eastAsia="zh-CN"/>
+          <w:sz w:val="28"/>
+          <w:szCs w:val="28"/>
         </w:rPr>
-        <w:t>XXX产品说明</w:t>
+        <w:t>AS-PRD-001</w:t>
       </w:r>
     </w:p>
     <w:p>
       <w:pPr>
+        <w:pStyle w:val="4"/>
+        <w:rPr>
+          <w:rFonts w:hint="eastAsia" w:ascii="黑体" w:hAnsi="黑体" w:eastAsia="黑体" w:cs="黑体"/>
+          <w:sz w:val="28"/>
+          <w:szCs w:val="28"/>
+        </w:rPr>
+      </w:pPr>
+    </w:p>
+    <w:p>
+      <w:pPr>
+        <w:pStyle w:val="4"/>
+        <w:ind w:left="0" w:leftChars="0" w:firstLine="0" w:firstLineChars="0"/>
         <w:jc w:val="center"/>
+        <w:rPr>
+          <w:rFonts w:hint="eastAsia" w:ascii="黑体" w:hAnsi="黑体" w:eastAsia="黑体" w:cs="黑体"/>
+          <w:sz w:val="28"/>
+          <w:szCs w:val="28"/>
+          <w:lang w:val="en-US" w:eastAsia="zh-CN"/>
+        </w:rPr>
+      </w:pPr>
+      <w:r>
+        <w:rPr>
+          <w:rFonts w:hint="eastAsia" w:ascii="黑体" w:hAnsi="黑体" w:eastAsia="黑体" w:cs="黑体"/>
+          <w:sz w:val="28"/>
+          <w:szCs w:val="28"/>
+          <w:lang w:val="en-US" w:eastAsia="zh-CN"/>
+        </w:rPr>
+        <w:t>共8页</w:t>
+      </w:r>
+    </w:p>
+    <w:p>
+      <w:pPr>
+        <w:pStyle w:val="4"/>
+        <w:ind w:left="0" w:leftChars="0" w:firstLine="0" w:firstLineChars="0"/>
+        <w:jc w:val="center"/>
+        <w:rPr>
+          <w:rFonts w:hint="eastAsia" w:ascii="黑体" w:hAnsi="黑体" w:eastAsia="黑体" w:cs="黑体"/>
+          <w:sz w:val="28"/>
+          <w:szCs w:val="28"/>
+          <w:lang w:val="en-US" w:eastAsia="zh-CN"/>
+        </w:rPr>
+      </w:pPr>
+    </w:p>
+    <w:p>
+      <w:pPr>
+        <w:pStyle w:val="4"/>
+        <w:ind w:left="0" w:leftChars="0" w:firstLine="0" w:firstLineChars="0"/>
+        <w:jc w:val="center"/>
+        <w:rPr>
+          <w:rFonts w:hint="eastAsia" w:ascii="黑体" w:hAnsi="黑体" w:eastAsia="黑体" w:cs="黑体"/>
+          <w:sz w:val="28"/>
+          <w:szCs w:val="28"/>
+          <w:lang w:val="en-US" w:eastAsia="zh-CN"/>
+        </w:rPr>
+      </w:pPr>
+    </w:p>
+    <w:p>
+      <w:pPr>
+        <w:pStyle w:val="4"/>
+        <w:ind w:left="0" w:leftChars="0" w:firstLine="0" w:firstLineChars="0"/>
+        <w:jc w:val="center"/>
+        <w:rPr>
+          <w:rFonts w:hint="eastAsia" w:ascii="黑体" w:hAnsi="黑体" w:eastAsia="黑体" w:cs="黑体"/>
+          <w:sz w:val="28"/>
+          <w:szCs w:val="28"/>
+          <w:lang w:val="en-US" w:eastAsia="zh-CN"/>
+        </w:rPr>
+      </w:pPr>
+    </w:p>
+    <w:p>
+      <w:pPr>
+        <w:pStyle w:val="4"/>
+        <w:ind w:left="0" w:leftChars="0" w:firstLine="0" w:firstLineChars="0"/>
+        <w:jc w:val="center"/>
+        <w:rPr>
+          <w:rFonts w:hint="eastAsia" w:ascii="黑体" w:hAnsi="黑体" w:eastAsia="黑体" w:cs="黑体"/>
+          <w:sz w:val="28"/>
+          <w:szCs w:val="28"/>
+          <w:lang w:val="en-US" w:eastAsia="zh-CN"/>
+        </w:rPr>
+      </w:pPr>
+    </w:p>
+    <w:p>
+      <w:pPr>
+        <w:pStyle w:val="4"/>
+        <w:ind w:left="0" w:leftChars="0" w:firstLine="0" w:firstLineChars="0"/>
+        <w:jc w:val="center"/>
+        <w:rPr>
+          <w:rFonts w:hint="eastAsia" w:ascii="黑体" w:hAnsi="黑体" w:eastAsia="黑体" w:cs="黑体"/>
+          <w:sz w:val="28"/>
+          <w:szCs w:val="28"/>
+          <w:lang w:val="en-US" w:eastAsia="zh-CN"/>
+        </w:rPr>
+      </w:pPr>
+    </w:p>
+    <w:p>
+      <w:pPr>
+        <w:pStyle w:val="4"/>
+        <w:ind w:left="0" w:leftChars="0" w:firstLine="0" w:firstLineChars="0"/>
+        <w:jc w:val="center"/>
+        <w:rPr>
+          <w:rFonts w:hint="eastAsia" w:ascii="黑体" w:hAnsi="黑体" w:eastAsia="黑体" w:cs="黑体"/>
+          <w:sz w:val="28"/>
+          <w:szCs w:val="28"/>
+          <w:lang w:val="en-US" w:eastAsia="zh-CN"/>
+        </w:rPr>
+      </w:pPr>
+      <w:r>
+        <w:rPr>
+          <w:rFonts w:hint="eastAsia" w:ascii="黑体" w:hAnsi="黑体" w:eastAsia="黑体" w:cs="黑体"/>
+          <w:sz w:val="28"/>
+          <w:szCs w:val="28"/>
+          <w:lang w:val="en-US" w:eastAsia="zh-CN"/>
+        </w:rPr>
+        <w:t>科技中心</w:t>
+      </w:r>
+    </w:p>
+    <w:p>
+      <w:pPr>
+        <w:pStyle w:val="4"/>
+        <w:ind w:left="0" w:leftChars="0" w:firstLine="0" w:firstLineChars="0"/>
+        <w:jc w:val="center"/>
+        <w:rPr>
+          <w:rFonts w:hint="eastAsia" w:ascii="黑体" w:hAnsi="黑体" w:eastAsia="黑体" w:cs="黑体"/>
+          <w:sz w:val="28"/>
+          <w:szCs w:val="28"/>
+          <w:lang w:val="en-US" w:eastAsia="zh-CN"/>
+        </w:rPr>
+      </w:pPr>
+      <w:r>
+        <w:rPr>
+          <w:rFonts w:hint="eastAsia" w:ascii="黑体" w:hAnsi="黑体" w:eastAsia="黑体" w:cs="黑体"/>
+          <w:sz w:val="28"/>
+          <w:szCs w:val="28"/>
+          <w:lang w:val="en-US" w:eastAsia="zh-CN"/>
+        </w:rPr>
+        <w:t>2020年6月</w:t>
+      </w:r>
+    </w:p>
+    <w:p>
+      <w:pPr>
+        <w:pStyle w:val="4"/>
+        <w:ind w:left="0" w:leftChars="0" w:firstLine="0" w:firstLineChars="0"/>
+        <w:jc w:val="center"/>
+        <w:rPr>
+          <w:rFonts w:hint="eastAsia" w:ascii="黑体" w:hAnsi="黑体" w:eastAsia="黑体" w:cs="黑体"/>
+          <w:sz w:val="28"/>
+          <w:szCs w:val="28"/>
+          <w:lang w:val="en-US" w:eastAsia="zh-CN"/>
+        </w:rPr>
+      </w:pPr>
+    </w:p>
+    <w:p>
+      <w:pPr>
+        <w:pStyle w:val="4"/>
+        <w:ind w:left="0" w:leftChars="0" w:firstLine="0" w:firstLineChars="0"/>
+        <w:jc w:val="center"/>
+        <w:rPr>
+          <w:rFonts w:hint="eastAsia" w:ascii="黑体" w:hAnsi="黑体" w:eastAsia="黑体" w:cs="黑体"/>
+          <w:sz w:val="28"/>
+          <w:szCs w:val="28"/>
+          <w:lang w:val="en-US" w:eastAsia="zh-CN"/>
+        </w:rPr>
+      </w:pPr>
+    </w:p>
+    <w:p>
+      <w:pPr>
+        <w:pStyle w:val="4"/>
+        <w:ind w:left="0" w:leftChars="0" w:firstLine="0" w:firstLineChars="0"/>
+        <w:jc w:val="center"/>
+        <w:rPr>
+          <w:rFonts w:hint="eastAsia" w:ascii="黑体" w:hAnsi="黑体" w:eastAsia="黑体" w:cs="黑体"/>
+          <w:sz w:val="28"/>
+          <w:szCs w:val="28"/>
+          <w:lang w:val="en-US" w:eastAsia="zh-CN"/>
+        </w:rPr>
+      </w:pPr>
+    </w:p>
+    <w:p>
+      <w:pPr>
+        <w:pStyle w:val="4"/>
+        <w:ind w:left="0" w:leftChars="0" w:firstLine="0" w:firstLineChars="0"/>
+        <w:jc w:val="center"/>
+        <w:rPr>
+          <w:rFonts w:hint="eastAsia" w:ascii="黑体" w:hAnsi="黑体" w:eastAsia="黑体" w:cs="黑体"/>
+          <w:sz w:val="28"/>
+          <w:szCs w:val="28"/>
+          <w:lang w:val="en-US" w:eastAsia="zh-CN"/>
+        </w:rPr>
+      </w:pPr>
+    </w:p>
+    <w:p>
+      <w:pPr>
+        <w:pStyle w:val="4"/>
+        <w:ind w:left="0" w:leftChars="0" w:firstLine="0" w:firstLineChars="0"/>
+        <w:jc w:val="center"/>
+        <w:rPr>
+          <w:rFonts w:hint="default" w:ascii="黑体" w:hAnsi="黑体" w:eastAsia="黑体" w:cs="黑体"/>
+          <w:sz w:val="28"/>
+          <w:szCs w:val="28"/>
+          <w:lang w:val="en-US" w:eastAsia="zh-CN"/>
+        </w:rPr>
+      </w:pPr>
+    </w:p>
+    <w:p>
+      <w:pPr>
+        <w:ind w:left="0" w:leftChars="0" w:firstLine="4200" w:firstLineChars="1400"/>
+        <w:jc w:val="both"/>
         <w:rPr>
           <w:rFonts w:hint="eastAsia" w:ascii="黑体" w:hAnsi="黑体" w:eastAsia="黑体" w:cs="黑体"/>
           <w:b w:val="0"/>
@@ -58,29 +542,15 @@
     </w:p>
     <w:p>
       <w:pPr>
+        <w:ind w:firstLine="600"/>
         <w:jc w:val="both"/>
         <w:rPr>
-          <w:rFonts w:hint="default" w:ascii="黑体" w:hAnsi="黑体" w:eastAsia="黑体" w:cs="黑体"/>
-          <w:b w:val="0"/>
-          <w:bCs w:val="0"/>
-          <w:color w:val="auto"/>
-          <w:sz w:val="30"/>
-          <w:szCs w:val="30"/>
+          <w:rFonts w:hint="eastAsia" w:ascii="宋体" w:hAnsi="宋体" w:eastAsia="宋体" w:cs="宋体"/>
+          <w:sz w:val="24"/>
+          <w:szCs w:val="24"/>
           <w:lang w:val="en-US" w:eastAsia="zh-CN"/>
         </w:rPr>
       </w:pPr>
-      <w:r>
-        <w:rPr>
-          <w:rFonts w:hint="eastAsia" w:ascii="黑体" w:hAnsi="黑体" w:eastAsia="黑体" w:cs="黑体"/>
-          <w:b w:val="0"/>
-          <w:bCs w:val="0"/>
-          <w:color w:val="auto"/>
-          <w:sz w:val="30"/>
-          <w:szCs w:val="30"/>
-          <w:lang w:val="en-US" w:eastAsia="zh-CN"/>
-        </w:rPr>
-        <w:t xml:space="preserve">    </w:t>
-      </w:r>
       <w:r>
         <w:rPr>
           <w:rFonts w:hint="eastAsia" w:ascii="宋体" w:hAnsi="宋体" w:eastAsia="宋体" w:cs="宋体"/>
@@ -88,10 +558,20 @@
           <w:szCs w:val="24"/>
           <w:lang w:val="en-US" w:eastAsia="zh-CN"/>
         </w:rPr>
-        <w:t>根据《XXX技术协议》，某产品生产任务</w:t>
+        <w:t>根据《XXX技术协议》，A产品生产任务拆解如下。</w:t>
       </w:r>
-      <w:bookmarkStart w:id="0" w:name="_GoBack"/>
-      <w:bookmarkEnd w:id="0"/>
+    </w:p>
+    <w:p>
+      <w:pPr>
+        <w:ind w:firstLine="600"/>
+        <w:jc w:val="both"/>
+        <w:rPr>
+          <w:rFonts w:hint="eastAsia" w:ascii="宋体" w:hAnsi="宋体" w:eastAsia="宋体" w:cs="宋体"/>
+          <w:sz w:val="24"/>
+          <w:szCs w:val="24"/>
+          <w:lang w:val="en-US" w:eastAsia="zh-CN"/>
+        </w:rPr>
+      </w:pPr>
       <w:r>
         <w:rPr>
           <w:rFonts w:hint="eastAsia" w:ascii="宋体" w:hAnsi="宋体" w:eastAsia="宋体" w:cs="宋体"/>
@@ -99,6 +579,488 @@
           <w:szCs w:val="24"/>
           <w:lang w:val="en-US" w:eastAsia="zh-CN"/>
         </w:rPr>
+        <w:t>该产品主要功能是保温、耐高温。产品主要安装在树上。</w:t>
+      </w:r>
+    </w:p>
+    <w:p>
+      <w:pPr>
+        <w:pStyle w:val="3"/>
+        <w:numPr>
+          <w:ilvl w:val="0"/>
+          <w:numId w:val="9"/>
+        </w:numPr>
+        <w:tabs>
+          <w:tab w:val="clear" w:pos="0"/>
+        </w:tabs>
+        <w:bidi w:val="0"/>
+        <w:ind w:left="425" w:leftChars="0" w:hanging="425" w:firstLineChars="0"/>
+        <w:rPr>
+          <w:rFonts w:hint="eastAsia"/>
+          <w:lang w:val="en-US" w:eastAsia="zh-CN"/>
+        </w:rPr>
+      </w:pPr>
+      <w:r>
+        <w:rPr>
+          <w:rFonts w:hint="eastAsia"/>
+          <w:lang w:val="en-US" w:eastAsia="zh-CN"/>
+        </w:rPr>
+        <w:t>范围</w:t>
+      </w:r>
+    </w:p>
+    <w:p>
+      <w:pPr>
+        <w:keepNext w:val="0"/>
+        <w:keepLines w:val="0"/>
+        <w:pageBreakBefore w:val="0"/>
+        <w:widowControl/>
+        <w:kinsoku/>
+        <w:wordWrap/>
+        <w:overflowPunct/>
+        <w:topLinePunct w:val="0"/>
+        <w:autoSpaceDE/>
+        <w:autoSpaceDN/>
+        <w:bidi w:val="0"/>
+        <w:adjustRightInd/>
+        <w:snapToGrid/>
+        <w:spacing w:after="0" w:line="440" w:lineRule="exact"/>
+        <w:ind w:firstLine="480" w:firstLineChars="200"/>
+        <w:textAlignment w:val="auto"/>
+        <w:rPr>
+          <w:rFonts w:hint="eastAsia"/>
+        </w:rPr>
+      </w:pPr>
+      <w:r>
+        <w:rPr>
+          <w:rFonts w:hint="eastAsia"/>
+        </w:rPr>
+        <w:t>本规范规定了</w:t>
+      </w:r>
+      <w:r>
+        <w:rPr>
+          <w:rFonts w:hint="eastAsia"/>
+          <w:lang w:val="en-US" w:eastAsia="zh-CN"/>
+        </w:rPr>
+        <w:t>该产品</w:t>
+      </w:r>
+      <w:r>
+        <w:rPr>
+          <w:rFonts w:hint="eastAsia"/>
+        </w:rPr>
+        <w:t>控制组件的技术要求、验证方法以及包装、运输与贮存要求。</w:t>
+      </w:r>
+    </w:p>
+    <w:p>
+      <w:pPr>
+        <w:pStyle w:val="3"/>
+        <w:numPr>
+          <w:ilvl w:val="0"/>
+          <w:numId w:val="9"/>
+        </w:numPr>
+        <w:tabs>
+          <w:tab w:val="clear" w:pos="0"/>
+        </w:tabs>
+        <w:bidi w:val="0"/>
+        <w:ind w:left="425" w:leftChars="0" w:hanging="425" w:firstLineChars="0"/>
+        <w:rPr>
+          <w:rFonts w:hint="eastAsia"/>
+        </w:rPr>
+      </w:pPr>
+      <w:r>
+        <w:rPr>
+          <w:rFonts w:hint="eastAsia"/>
+          <w:lang w:val="en-US" w:eastAsia="zh-CN"/>
+        </w:rPr>
+        <w:t>引用文件</w:t>
+      </w:r>
+    </w:p>
+    <w:p>
+      <w:pPr>
+        <w:keepNext w:val="0"/>
+        <w:keepLines w:val="0"/>
+        <w:pageBreakBefore w:val="0"/>
+        <w:widowControl/>
+        <w:kinsoku/>
+        <w:wordWrap/>
+        <w:overflowPunct/>
+        <w:topLinePunct w:val="0"/>
+        <w:autoSpaceDE/>
+        <w:autoSpaceDN/>
+        <w:bidi w:val="0"/>
+        <w:adjustRightInd/>
+        <w:snapToGrid/>
+        <w:spacing w:after="0" w:line="440" w:lineRule="exact"/>
+        <w:ind w:firstLine="480" w:firstLineChars="200"/>
+        <w:textAlignment w:val="auto"/>
+        <w:rPr>
+          <w:rFonts w:hint="eastAsia"/>
+        </w:rPr>
+      </w:pPr>
+      <w:r>
+        <w:rPr>
+          <w:rFonts w:hint="eastAsia"/>
+        </w:rPr>
+        <w:t>下列文件中的有关条款通过本规范的引用而成为本规范的条款。凡注明日期的引用文件，仅所注明日期的版本适用于本规范；凡未注明日期的引用文件，其最新版本适用于本规范。</w:t>
+      </w:r>
+    </w:p>
+    <w:tbl>
+      <w:tblPr>
+        <w:tblStyle w:val="33"/>
+        <w:tblW w:w="0" w:type="auto"/>
+        <w:tblInd w:w="0" w:type="dxa"/>
+        <w:tblBorders>
+          <w:top w:val="none" w:color="auto" w:sz="0" w:space="0"/>
+          <w:left w:val="none" w:color="auto" w:sz="0" w:space="0"/>
+          <w:bottom w:val="none" w:color="auto" w:sz="0" w:space="0"/>
+          <w:right w:val="none" w:color="auto" w:sz="0" w:space="0"/>
+          <w:insideH w:val="none" w:color="auto" w:sz="0" w:space="0"/>
+          <w:insideV w:val="none" w:color="auto" w:sz="0" w:space="0"/>
+        </w:tblBorders>
+        <w:tblLayout w:type="autofit"/>
+        <w:tblCellMar>
+          <w:top w:w="0" w:type="dxa"/>
+          <w:left w:w="108" w:type="dxa"/>
+          <w:bottom w:w="0" w:type="dxa"/>
+          <w:right w:w="108" w:type="dxa"/>
+        </w:tblCellMar>
+      </w:tblPr>
+      <w:tblGrid>
+        <w:gridCol w:w="4428"/>
+        <w:gridCol w:w="4428"/>
+      </w:tblGrid>
+      <w:tr>
+        <w:tblPrEx>
+          <w:tblBorders>
+            <w:top w:val="none" w:color="auto" w:sz="0" w:space="0"/>
+            <w:left w:val="none" w:color="auto" w:sz="0" w:space="0"/>
+            <w:bottom w:val="none" w:color="auto" w:sz="0" w:space="0"/>
+            <w:right w:val="none" w:color="auto" w:sz="0" w:space="0"/>
+            <w:insideH w:val="none" w:color="auto" w:sz="0" w:space="0"/>
+            <w:insideV w:val="none" w:color="auto" w:sz="0" w:space="0"/>
+          </w:tblBorders>
+          <w:tblCellMar>
+            <w:top w:w="0" w:type="dxa"/>
+            <w:left w:w="108" w:type="dxa"/>
+            <w:bottom w:w="0" w:type="dxa"/>
+            <w:right w:w="108" w:type="dxa"/>
+          </w:tblCellMar>
+        </w:tblPrEx>
+        <w:tc>
+          <w:tcPr>
+            <w:tcW w:w="4428" w:type="dxa"/>
+            <w:vAlign w:val="center"/>
+          </w:tcPr>
+          <w:p>
+            <w:pPr>
+              <w:keepNext w:val="0"/>
+              <w:keepLines w:val="0"/>
+              <w:pageBreakBefore w:val="0"/>
+              <w:widowControl/>
+              <w:kinsoku/>
+              <w:wordWrap/>
+              <w:overflowPunct/>
+              <w:topLinePunct w:val="0"/>
+              <w:autoSpaceDE/>
+              <w:autoSpaceDN/>
+              <w:bidi w:val="0"/>
+              <w:adjustRightInd/>
+              <w:snapToGrid/>
+              <w:spacing w:after="0" w:line="440" w:lineRule="exact"/>
+              <w:ind w:left="480" w:leftChars="200" w:firstLine="0" w:firstLineChars="0"/>
+              <w:jc w:val="center"/>
+              <w:textAlignment w:val="auto"/>
+              <w:rPr>
+                <w:rFonts w:hint="eastAsia"/>
+                <w:vertAlign w:val="baseline"/>
+              </w:rPr>
+            </w:pPr>
+            <w:r>
+              <w:rPr>
+                <w:rFonts w:hint="eastAsia"/>
+              </w:rPr>
+              <w:t>GJB 150A</w:t>
+            </w:r>
+          </w:p>
+        </w:tc>
+        <w:tc>
+          <w:tcPr>
+            <w:tcW w:w="4428" w:type="dxa"/>
+            <w:vAlign w:val="center"/>
+          </w:tcPr>
+          <w:p>
+            <w:pPr>
+              <w:spacing w:after="0"/>
+              <w:jc w:val="center"/>
+              <w:rPr>
+                <w:rFonts w:hint="eastAsia"/>
+                <w:vertAlign w:val="baseline"/>
+              </w:rPr>
+            </w:pPr>
+            <w:r>
+              <w:rPr>
+                <w:rFonts w:hint="eastAsia"/>
+              </w:rPr>
+              <w:t>《军用装备实验室环境试验方法》</w:t>
+            </w:r>
+          </w:p>
+        </w:tc>
+      </w:tr>
+      <w:tr>
+        <w:tblPrEx>
+          <w:tblBorders>
+            <w:top w:val="none" w:color="auto" w:sz="0" w:space="0"/>
+            <w:left w:val="none" w:color="auto" w:sz="0" w:space="0"/>
+            <w:bottom w:val="none" w:color="auto" w:sz="0" w:space="0"/>
+            <w:right w:val="none" w:color="auto" w:sz="0" w:space="0"/>
+            <w:insideH w:val="none" w:color="auto" w:sz="0" w:space="0"/>
+            <w:insideV w:val="none" w:color="auto" w:sz="0" w:space="0"/>
+          </w:tblBorders>
+          <w:tblCellMar>
+            <w:top w:w="0" w:type="dxa"/>
+            <w:left w:w="108" w:type="dxa"/>
+            <w:bottom w:w="0" w:type="dxa"/>
+            <w:right w:w="108" w:type="dxa"/>
+          </w:tblCellMar>
+        </w:tblPrEx>
+        <w:tc>
+          <w:tcPr>
+            <w:tcW w:w="4428" w:type="dxa"/>
+            <w:vAlign w:val="center"/>
+          </w:tcPr>
+          <w:p>
+            <w:pPr>
+              <w:spacing w:after="0"/>
+              <w:jc w:val="center"/>
+              <w:rPr>
+                <w:rFonts w:hint="eastAsia"/>
+                <w:vertAlign w:val="baseline"/>
+              </w:rPr>
+            </w:pPr>
+            <w:r>
+              <w:rPr>
+                <w:rFonts w:hint="eastAsia"/>
+              </w:rPr>
+              <w:t>GJB 368B</w:t>
+            </w:r>
+          </w:p>
+        </w:tc>
+        <w:tc>
+          <w:tcPr>
+            <w:tcW w:w="4428" w:type="dxa"/>
+            <w:vAlign w:val="center"/>
+          </w:tcPr>
+          <w:p>
+            <w:pPr>
+              <w:spacing w:after="0"/>
+              <w:jc w:val="center"/>
+              <w:rPr>
+                <w:rFonts w:hint="eastAsia"/>
+                <w:vertAlign w:val="baseline"/>
+              </w:rPr>
+            </w:pPr>
+            <w:r>
+              <w:rPr>
+                <w:rFonts w:hint="eastAsia"/>
+              </w:rPr>
+              <w:t>《装备维修性通用规范》</w:t>
+            </w:r>
+          </w:p>
+        </w:tc>
+      </w:tr>
+      <w:tr>
+        <w:tblPrEx>
+          <w:tblBorders>
+            <w:top w:val="none" w:color="auto" w:sz="0" w:space="0"/>
+            <w:left w:val="none" w:color="auto" w:sz="0" w:space="0"/>
+            <w:bottom w:val="none" w:color="auto" w:sz="0" w:space="0"/>
+            <w:right w:val="none" w:color="auto" w:sz="0" w:space="0"/>
+            <w:insideH w:val="none" w:color="auto" w:sz="0" w:space="0"/>
+            <w:insideV w:val="none" w:color="auto" w:sz="0" w:space="0"/>
+          </w:tblBorders>
+          <w:tblCellMar>
+            <w:top w:w="0" w:type="dxa"/>
+            <w:left w:w="108" w:type="dxa"/>
+            <w:bottom w:w="0" w:type="dxa"/>
+            <w:right w:w="108" w:type="dxa"/>
+          </w:tblCellMar>
+        </w:tblPrEx>
+        <w:tc>
+          <w:tcPr>
+            <w:tcW w:w="4428" w:type="dxa"/>
+            <w:vAlign w:val="center"/>
+          </w:tcPr>
+          <w:p>
+            <w:pPr>
+              <w:spacing w:after="0"/>
+              <w:jc w:val="center"/>
+              <w:rPr>
+                <w:rFonts w:hint="eastAsia"/>
+                <w:vertAlign w:val="baseline"/>
+              </w:rPr>
+            </w:pPr>
+            <w:r>
+              <w:rPr>
+                <w:rFonts w:hint="eastAsia"/>
+              </w:rPr>
+              <w:t>GJB 899A</w:t>
+            </w:r>
+          </w:p>
+        </w:tc>
+        <w:tc>
+          <w:tcPr>
+            <w:tcW w:w="4428" w:type="dxa"/>
+            <w:vAlign w:val="center"/>
+          </w:tcPr>
+          <w:p>
+            <w:pPr>
+              <w:spacing w:after="0"/>
+              <w:jc w:val="center"/>
+              <w:rPr>
+                <w:rFonts w:hint="eastAsia"/>
+                <w:vertAlign w:val="baseline"/>
+              </w:rPr>
+            </w:pPr>
+            <w:r>
+              <w:rPr>
+                <w:rFonts w:hint="eastAsia"/>
+              </w:rPr>
+              <w:t>《可靠性鉴定和验收试验》</w:t>
+            </w:r>
+          </w:p>
+        </w:tc>
+      </w:tr>
+    </w:tbl>
+    <w:p>
+      <w:pPr>
+        <w:ind w:left="0" w:leftChars="0" w:firstLine="0" w:firstLineChars="0"/>
+        <w:rPr>
+          <w:rFonts w:hint="eastAsia"/>
+        </w:rPr>
+      </w:pPr>
+    </w:p>
+    <w:p>
+      <w:pPr>
+        <w:pStyle w:val="3"/>
+        <w:numPr>
+          <w:ilvl w:val="0"/>
+          <w:numId w:val="9"/>
+        </w:numPr>
+        <w:tabs>
+          <w:tab w:val="clear" w:pos="0"/>
+        </w:tabs>
+        <w:bidi w:val="0"/>
+        <w:ind w:left="425" w:leftChars="0" w:hanging="425" w:firstLineChars="0"/>
+        <w:rPr>
+          <w:rFonts w:hint="eastAsia"/>
+          <w:lang w:val="en-US" w:eastAsia="zh-CN"/>
+        </w:rPr>
+      </w:pPr>
+      <w:r>
+        <w:rPr>
+          <w:rFonts w:hint="eastAsia"/>
+          <w:lang w:val="en-US" w:eastAsia="zh-CN"/>
+        </w:rPr>
+        <w:t>功能要求</w:t>
+      </w:r>
+    </w:p>
+    <w:p>
+      <w:pPr>
+        <w:bidi w:val="0"/>
+        <w:rPr>
+          <w:rFonts w:hint="default"/>
+          <w:lang w:val="en-US" w:eastAsia="zh-CN"/>
+        </w:rPr>
+      </w:pPr>
+      <w:r>
+        <w:rPr>
+          <w:rFonts w:hint="default"/>
+          <w:lang w:val="en-US" w:eastAsia="zh-CN"/>
+        </w:rPr>
+        <w:t>产品应能够接收飞控系统输出的控制指令，并完成作动控制功能。</w:t>
+      </w:r>
+    </w:p>
+    <w:p>
+      <w:pPr>
+        <w:rPr>
+          <w:rFonts w:hint="default"/>
+          <w:lang w:val="en-US" w:eastAsia="zh-CN"/>
+        </w:rPr>
+      </w:pPr>
+      <w:r>
+        <w:rPr>
+          <w:rFonts w:hint="default"/>
+          <w:lang w:val="en-US" w:eastAsia="zh-CN"/>
+        </w:rPr>
+        <w:t>产品应具备以下功能：</w:t>
+      </w:r>
+    </w:p>
+    <w:p>
+      <w:pPr>
+        <w:ind w:firstLine="960" w:firstLineChars="400"/>
+        <w:rPr>
+          <w:rFonts w:hint="default"/>
+          <w:lang w:val="en-US" w:eastAsia="zh-CN"/>
+        </w:rPr>
+      </w:pPr>
+      <w:r>
+        <w:rPr>
+          <w:rFonts w:hint="default"/>
+          <w:lang w:val="en-US" w:eastAsia="zh-CN"/>
+        </w:rPr>
+        <w:t>控制指令接收与解析功能；</w:t>
+      </w:r>
+    </w:p>
+    <w:p>
+      <w:pPr>
+        <w:ind w:firstLine="960" w:firstLineChars="400"/>
+        <w:rPr>
+          <w:rFonts w:hint="default"/>
+          <w:lang w:val="en-US" w:eastAsia="zh-CN"/>
+        </w:rPr>
+      </w:pPr>
+      <w:r>
+        <w:rPr>
+          <w:rFonts w:hint="default"/>
+          <w:lang w:val="en-US" w:eastAsia="zh-CN"/>
+        </w:rPr>
+        <w:t>作动执行控制功能；</w:t>
+      </w:r>
+    </w:p>
+    <w:p>
+      <w:pPr>
+        <w:ind w:firstLine="960" w:firstLineChars="400"/>
+        <w:rPr>
+          <w:rFonts w:hint="default"/>
+          <w:lang w:val="en-US" w:eastAsia="zh-CN"/>
+        </w:rPr>
+      </w:pPr>
+      <w:r>
+        <w:rPr>
+          <w:rFonts w:hint="default"/>
+          <w:lang w:val="en-US" w:eastAsia="zh-CN"/>
+        </w:rPr>
+        <w:t>位置状态反馈功能；</w:t>
+      </w:r>
+    </w:p>
+    <w:p>
+      <w:pPr>
+        <w:ind w:firstLine="960" w:firstLineChars="400"/>
+        <w:rPr>
+          <w:rFonts w:hint="default"/>
+          <w:lang w:val="en-US" w:eastAsia="zh-CN"/>
+        </w:rPr>
+      </w:pPr>
+      <w:r>
+        <w:rPr>
+          <w:rFonts w:hint="default"/>
+          <w:lang w:val="en-US" w:eastAsia="zh-CN"/>
+        </w:rPr>
+        <w:t>故障检测与报警功能</w:t>
+      </w:r>
+      <w:r>
+        <w:rPr>
+          <w:rFonts w:hint="eastAsia"/>
+          <w:lang w:val="en-US" w:eastAsia="zh-CN"/>
+        </w:rPr>
         <w:t>。</w:t>
       </w:r>
     </w:p>
@@ -111,15 +1073,414 @@
       </w:pPr>
       <w:r>
         <w:rPr>
-          <w:rFonts w:hint="eastAsia" w:ascii="黑体" w:hAnsi="黑体" w:eastAsia="黑体" w:cs="黑体"/>
-          <w:b w:val="0"/>
-          <w:bCs w:val="0"/>
-          <w:color w:val="auto"/>
-          <w:sz w:val="30"/>
-          <w:szCs w:val="30"/>
+          <w:rFonts w:hint="default"/>
           <w:lang w:val="en-US" w:eastAsia="zh-CN"/>
         </w:rPr>
-        <w:t>标题</w:t>
+        <w:t>产品应支持连续工作模式和间歇工作模式。</w:t>
+      </w:r>
+    </w:p>
+    <w:p>
+      <w:pPr>
+        <w:rPr>
+          <w:rFonts w:hint="default"/>
+          <w:lang w:val="en-US" w:eastAsia="zh-CN"/>
+        </w:rPr>
+      </w:pPr>
+      <w:r>
+        <w:rPr>
+          <w:rFonts w:hint="default"/>
+          <w:lang w:val="en-US" w:eastAsia="zh-CN"/>
+        </w:rPr>
+        <w:t>在额定工作条件下，产品应能够在规定时间内完成控制响应。</w:t>
+      </w:r>
+    </w:p>
+    <w:p>
+      <w:pPr>
+        <w:pStyle w:val="3"/>
+        <w:numPr>
+          <w:ilvl w:val="0"/>
+          <w:numId w:val="9"/>
+        </w:numPr>
+        <w:tabs>
+          <w:tab w:val="clear" w:pos="0"/>
+        </w:tabs>
+        <w:bidi w:val="0"/>
+        <w:ind w:left="425" w:leftChars="0" w:hanging="425" w:firstLineChars="0"/>
+        <w:rPr>
+          <w:rFonts w:hint="default"/>
+          <w:lang w:val="en-US" w:eastAsia="zh-CN"/>
+        </w:rPr>
+      </w:pPr>
+      <w:r>
+        <w:rPr>
+          <w:rFonts w:hint="eastAsia"/>
+          <w:lang w:val="en-US" w:eastAsia="zh-CN"/>
+        </w:rPr>
+        <w:t>接口要求</w:t>
+      </w:r>
+    </w:p>
+    <w:p>
+      <w:pPr>
+        <w:numPr>
+          <w:ilvl w:val="1"/>
+          <w:numId w:val="9"/>
+        </w:numPr>
+        <w:bidi w:val="0"/>
+        <w:ind w:left="0" w:leftChars="0" w:firstLine="0" w:firstLineChars="0"/>
+        <w:rPr>
+          <w:rFonts w:hint="eastAsia"/>
+          <w:lang w:val="en-US" w:eastAsia="zh-CN"/>
+        </w:rPr>
+      </w:pPr>
+      <w:r>
+        <w:rPr>
+          <w:rFonts w:hint="eastAsia"/>
+          <w:lang w:val="en-US" w:eastAsia="zh-CN"/>
+        </w:rPr>
+        <w:t>机械接口</w:t>
+      </w:r>
+    </w:p>
+    <w:p>
+      <w:pPr>
+        <w:keepNext w:val="0"/>
+        <w:keepLines w:val="0"/>
+        <w:pageBreakBefore w:val="0"/>
+        <w:widowControl/>
+        <w:kinsoku/>
+        <w:wordWrap/>
+        <w:overflowPunct/>
+        <w:topLinePunct w:val="0"/>
+        <w:autoSpaceDE/>
+        <w:autoSpaceDN/>
+        <w:bidi w:val="0"/>
+        <w:adjustRightInd/>
+        <w:snapToGrid/>
+        <w:spacing w:after="0" w:line="440" w:lineRule="exact"/>
+        <w:ind w:firstLine="480" w:firstLineChars="200"/>
+        <w:textAlignment w:val="auto"/>
+        <w:rPr>
+          <w:rFonts w:hint="eastAsia"/>
+        </w:rPr>
+      </w:pPr>
+      <w:r>
+        <w:rPr>
+          <w:rFonts w:hint="eastAsia"/>
+        </w:rPr>
+        <w:t>安装方式采用四点固定安装结构。</w:t>
+      </w:r>
+    </w:p>
+    <w:p>
+      <w:pPr>
+        <w:keepNext w:val="0"/>
+        <w:keepLines w:val="0"/>
+        <w:pageBreakBefore w:val="0"/>
+        <w:widowControl/>
+        <w:kinsoku/>
+        <w:wordWrap/>
+        <w:overflowPunct/>
+        <w:topLinePunct w:val="0"/>
+        <w:autoSpaceDE/>
+        <w:autoSpaceDN/>
+        <w:bidi w:val="0"/>
+        <w:adjustRightInd/>
+        <w:snapToGrid/>
+        <w:spacing w:after="0" w:line="440" w:lineRule="exact"/>
+        <w:ind w:firstLine="480" w:firstLineChars="200"/>
+        <w:textAlignment w:val="auto"/>
+        <w:rPr>
+          <w:rFonts w:hint="eastAsia"/>
+          <w:lang w:val="en-US" w:eastAsia="zh-CN"/>
+        </w:rPr>
+      </w:pPr>
+      <w:r>
+        <w:rPr>
+          <w:rFonts w:hint="eastAsia"/>
+        </w:rPr>
+        <w:t>机械接口尺寸应符合产品安装图要求。</w:t>
+      </w:r>
+    </w:p>
+    <w:p>
+      <w:pPr>
+        <w:numPr>
+          <w:ilvl w:val="1"/>
+          <w:numId w:val="9"/>
+        </w:numPr>
+        <w:bidi w:val="0"/>
+        <w:ind w:left="0" w:leftChars="0" w:firstLine="0" w:firstLineChars="0"/>
+        <w:rPr>
+          <w:rFonts w:hint="eastAsia"/>
+          <w:lang w:val="en-US" w:eastAsia="zh-CN"/>
+        </w:rPr>
+      </w:pPr>
+      <w:r>
+        <w:rPr>
+          <w:rFonts w:hint="eastAsia"/>
+          <w:lang w:val="en-US" w:eastAsia="zh-CN"/>
+        </w:rPr>
+        <w:t>电气接口</w:t>
+      </w:r>
+    </w:p>
+    <w:p>
+      <w:pPr>
+        <w:keepNext w:val="0"/>
+        <w:keepLines w:val="0"/>
+        <w:pageBreakBefore w:val="0"/>
+        <w:widowControl/>
+        <w:kinsoku/>
+        <w:wordWrap/>
+        <w:overflowPunct/>
+        <w:topLinePunct w:val="0"/>
+        <w:autoSpaceDE/>
+        <w:autoSpaceDN/>
+        <w:bidi w:val="0"/>
+        <w:adjustRightInd/>
+        <w:snapToGrid/>
+        <w:spacing w:after="0" w:line="440" w:lineRule="exact"/>
+        <w:ind w:firstLine="480" w:firstLineChars="200"/>
+        <w:textAlignment w:val="auto"/>
+        <w:rPr>
+          <w:rFonts w:hint="eastAsia"/>
+        </w:rPr>
+      </w:pPr>
+      <w:r>
+        <w:rPr>
+          <w:rFonts w:hint="eastAsia"/>
+        </w:rPr>
+        <w:t>产品应采用航空专用圆形连接器。</w:t>
+      </w:r>
+    </w:p>
+    <w:p>
+      <w:pPr>
+        <w:keepNext w:val="0"/>
+        <w:keepLines w:val="0"/>
+        <w:pageBreakBefore w:val="0"/>
+        <w:widowControl/>
+        <w:kinsoku/>
+        <w:wordWrap/>
+        <w:overflowPunct/>
+        <w:topLinePunct w:val="0"/>
+        <w:autoSpaceDE/>
+        <w:autoSpaceDN/>
+        <w:bidi w:val="0"/>
+        <w:adjustRightInd/>
+        <w:snapToGrid/>
+        <w:spacing w:after="0" w:line="440" w:lineRule="exact"/>
+        <w:ind w:firstLine="480" w:firstLineChars="200"/>
+        <w:textAlignment w:val="auto"/>
+        <w:rPr>
+          <w:rFonts w:hint="eastAsia"/>
+        </w:rPr>
+      </w:pPr>
+      <w:r>
+        <w:rPr>
+          <w:rFonts w:hint="eastAsia"/>
+        </w:rPr>
+        <w:t>电源接口应满足28 VDC输入要求。</w:t>
+      </w:r>
+    </w:p>
+    <w:p>
+      <w:pPr>
+        <w:keepNext w:val="0"/>
+        <w:keepLines w:val="0"/>
+        <w:pageBreakBefore w:val="0"/>
+        <w:widowControl/>
+        <w:kinsoku/>
+        <w:wordWrap/>
+        <w:overflowPunct/>
+        <w:topLinePunct w:val="0"/>
+        <w:autoSpaceDE/>
+        <w:autoSpaceDN/>
+        <w:bidi w:val="0"/>
+        <w:adjustRightInd/>
+        <w:snapToGrid/>
+        <w:spacing w:after="0" w:line="440" w:lineRule="exact"/>
+        <w:ind w:firstLine="480" w:firstLineChars="200"/>
+        <w:textAlignment w:val="auto"/>
+        <w:rPr>
+          <w:rFonts w:hint="eastAsia"/>
+        </w:rPr>
+      </w:pPr>
+      <w:r>
+        <w:rPr>
+          <w:rFonts w:hint="eastAsia"/>
+        </w:rPr>
+        <w:t>信号接口应满足抗电磁干扰要求。</w:t>
+      </w:r>
+    </w:p>
+    <w:p>
+      <w:pPr>
+        <w:pStyle w:val="3"/>
+        <w:numPr>
+          <w:ilvl w:val="0"/>
+          <w:numId w:val="9"/>
+        </w:numPr>
+        <w:tabs>
+          <w:tab w:val="clear" w:pos="0"/>
+        </w:tabs>
+        <w:bidi w:val="0"/>
+        <w:ind w:left="425" w:leftChars="0" w:hanging="425" w:firstLineChars="0"/>
+        <w:rPr>
+          <w:rFonts w:hint="default"/>
+          <w:lang w:val="en-US" w:eastAsia="zh-CN"/>
+        </w:rPr>
+      </w:pPr>
+      <w:r>
+        <w:rPr>
+          <w:rFonts w:hint="eastAsia"/>
+          <w:lang w:val="en-US" w:eastAsia="zh-CN"/>
+        </w:rPr>
+        <w:t>环境适应性要求</w:t>
+      </w:r>
+    </w:p>
+    <w:p>
+      <w:pPr>
+        <w:numPr>
+          <w:ilvl w:val="1"/>
+          <w:numId w:val="9"/>
+        </w:numPr>
+        <w:bidi w:val="0"/>
+        <w:ind w:left="0" w:leftChars="0" w:firstLine="0" w:firstLineChars="0"/>
+        <w:rPr>
+          <w:rFonts w:hint="eastAsia"/>
+          <w:lang w:val="en-US" w:eastAsia="zh-CN"/>
+        </w:rPr>
+      </w:pPr>
+      <w:r>
+        <w:rPr>
+          <w:rFonts w:hint="eastAsia"/>
+          <w:lang w:val="en-US" w:eastAsia="zh-CN"/>
+        </w:rPr>
+        <w:t>温度环境</w:t>
+      </w:r>
+    </w:p>
+    <w:p>
+      <w:pPr>
+        <w:keepNext w:val="0"/>
+        <w:keepLines w:val="0"/>
+        <w:pageBreakBefore w:val="0"/>
+        <w:widowControl/>
+        <w:kinsoku/>
+        <w:wordWrap/>
+        <w:overflowPunct/>
+        <w:topLinePunct w:val="0"/>
+        <w:autoSpaceDE/>
+        <w:autoSpaceDN/>
+        <w:bidi w:val="0"/>
+        <w:adjustRightInd/>
+        <w:snapToGrid/>
+        <w:spacing w:after="0" w:line="440" w:lineRule="exact"/>
+        <w:ind w:left="480" w:leftChars="200" w:firstLine="0" w:firstLineChars="0"/>
+        <w:textAlignment w:val="auto"/>
+        <w:rPr>
+          <w:rFonts w:hint="eastAsia"/>
+        </w:rPr>
+      </w:pPr>
+      <w:r>
+        <w:rPr>
+          <w:rFonts w:hint="eastAsia"/>
+        </w:rPr>
+        <w:t>工作温度范围：-40 ℃～+70 ℃。</w:t>
+      </w:r>
+      <w:r>
+        <w:rPr>
+          <w:rFonts w:hint="eastAsia"/>
+        </w:rPr>
+        <w:br w:type="textWrapping"/>
+      </w:r>
+      <w:r>
+        <w:rPr>
+          <w:rFonts w:hint="eastAsia"/>
+        </w:rPr>
+        <w:t>贮存温度范围：-55 ℃～+85 ℃。</w:t>
+      </w:r>
+    </w:p>
+    <w:p>
+      <w:pPr>
+        <w:ind w:left="0" w:leftChars="0" w:firstLine="480" w:firstLineChars="200"/>
+        <w:rPr>
+          <w:rFonts w:hint="default"/>
+          <w:lang w:val="en-US" w:eastAsia="zh-CN"/>
+        </w:rPr>
+      </w:pPr>
+      <w:r>
+        <w:rPr>
+          <w:rFonts w:hint="eastAsia"/>
+        </w:rPr>
+        <w:t>产品在高低温条件下应能够正常工作，不应出现功能异常。</w:t>
+      </w:r>
+    </w:p>
+    <w:p>
+      <w:pPr>
+        <w:numPr>
+          <w:ilvl w:val="1"/>
+          <w:numId w:val="9"/>
+        </w:numPr>
+        <w:bidi w:val="0"/>
+        <w:ind w:left="0" w:leftChars="0" w:firstLine="0" w:firstLineChars="0"/>
+      </w:pPr>
+      <w:r>
+        <w:rPr>
+          <w:rFonts w:hint="eastAsia"/>
+        </w:rPr>
+        <w:t>湿热环境</w:t>
+      </w:r>
+    </w:p>
+    <w:p>
+      <w:pPr>
+        <w:keepNext w:val="0"/>
+        <w:keepLines w:val="0"/>
+        <w:pageBreakBefore w:val="0"/>
+        <w:widowControl/>
+        <w:kinsoku/>
+        <w:wordWrap/>
+        <w:overflowPunct/>
+        <w:topLinePunct w:val="0"/>
+        <w:autoSpaceDE/>
+        <w:autoSpaceDN/>
+        <w:bidi w:val="0"/>
+        <w:adjustRightInd/>
+        <w:snapToGrid/>
+        <w:spacing w:after="0" w:line="440" w:lineRule="exact"/>
+        <w:ind w:firstLine="480" w:firstLineChars="200"/>
+        <w:textAlignment w:val="auto"/>
+        <w:rPr>
+          <w:rFonts w:hint="eastAsia"/>
+        </w:rPr>
+      </w:pPr>
+      <w:r>
+        <w:rPr>
+          <w:rFonts w:hint="eastAsia"/>
+        </w:rPr>
+        <w:t>产品应能够承受相对湿度95%的湿热环境试验。</w:t>
+      </w:r>
+    </w:p>
+    <w:p>
+      <w:pPr>
+        <w:keepNext w:val="0"/>
+        <w:keepLines w:val="0"/>
+        <w:pageBreakBefore w:val="0"/>
+        <w:widowControl/>
+        <w:kinsoku/>
+        <w:wordWrap/>
+        <w:overflowPunct/>
+        <w:topLinePunct w:val="0"/>
+        <w:autoSpaceDE/>
+        <w:autoSpaceDN/>
+        <w:bidi w:val="0"/>
+        <w:adjustRightInd/>
+        <w:snapToGrid/>
+        <w:spacing w:after="0" w:line="440" w:lineRule="exact"/>
+        <w:ind w:firstLine="480" w:firstLineChars="200"/>
+        <w:textAlignment w:val="auto"/>
+        <w:rPr>
+          <w:rFonts w:hint="eastAsia"/>
+        </w:rPr>
+      </w:pPr>
+      <w:r>
+        <w:rPr>
+          <w:rFonts w:hint="eastAsia"/>
+        </w:rPr>
+        <w:t>试验后产品应无腐蚀、开裂及性能下降现象。</w:t>
       </w:r>
     </w:p>
     <w:p>
@@ -138,287 +1499,16 @@
         <w:adjustRightInd/>
         <w:snapToGrid/>
         <w:spacing w:after="0" w:line="360" w:lineRule="auto"/>
-        <w:ind w:firstLine="480" w:firstLineChars="200"/>
+        <w:ind w:left="0" w:leftChars="0" w:firstLine="0" w:firstLineChars="0"/>
         <w:textAlignment w:val="auto"/>
         <w:rPr>
-          <w:rFonts w:hint="eastAsia" w:ascii="宋体" w:hAnsi="宋体" w:eastAsia="宋体" w:cs="宋体"/>
-          <w:sz w:val="24"/>
-          <w:szCs w:val="24"/>
+          <w:rFonts w:hint="default" w:eastAsia="宋体"/>
           <w:lang w:val="en-US" w:eastAsia="zh-CN"/>
         </w:rPr>
       </w:pPr>
-      <w:r>
-        <w:rPr>
-          <w:rFonts w:hint="eastAsia" w:ascii="宋体" w:hAnsi="宋体" w:eastAsia="宋体" w:cs="宋体"/>
-          <w:sz w:val="24"/>
-          <w:szCs w:val="24"/>
-          <w:lang w:val="en-US" w:eastAsia="zh-CN"/>
-        </w:rPr>
-        <w:t>随着年味愈来愈浓时，一场突如其来的疫情防控狙击战骤然打响。</w:t>
-      </w:r>
-    </w:p>
-    <w:p>
-      <w:pPr>
-        <w:keepNext w:val="0"/>
-        <w:keepLines w:val="0"/>
-        <w:pageBreakBefore w:val="0"/>
-        <w:widowControl/>
-        <w:kinsoku/>
-        <w:wordWrap/>
-        <w:overflowPunct/>
-        <w:topLinePunct w:val="0"/>
-        <w:autoSpaceDE/>
-        <w:autoSpaceDN/>
-        <w:bidi w:val="0"/>
-        <w:adjustRightInd/>
-        <w:snapToGrid/>
-        <w:spacing w:after="0" w:line="360" w:lineRule="auto"/>
-        <w:ind w:firstLine="480" w:firstLineChars="200"/>
-        <w:textAlignment w:val="auto"/>
-        <w:rPr>
-          <w:rFonts w:hint="eastAsia" w:ascii="宋体" w:hAnsi="宋体" w:eastAsia="宋体" w:cs="宋体"/>
-          <w:sz w:val="24"/>
-          <w:szCs w:val="24"/>
-          <w:lang w:val="en-US" w:eastAsia="zh-CN"/>
-        </w:rPr>
-      </w:pPr>
-      <w:r>
-        <w:rPr>
-          <w:rFonts w:hint="eastAsia" w:ascii="宋体" w:hAnsi="宋体" w:eastAsia="宋体" w:cs="宋体"/>
-          <w:sz w:val="24"/>
-          <w:szCs w:val="24"/>
-          <w:lang w:val="en-US" w:eastAsia="zh-CN"/>
-        </w:rPr>
-        <w:t>在这场没有硝烟</w:t>
-      </w:r>
-      <w:r>
-        <w:rPr>
-          <w:rFonts w:hint="eastAsia" w:ascii="宋体" w:hAnsi="宋体" w:eastAsia="宋体" w:cs="宋体"/>
-          <w:color w:val="0000FF"/>
-          <w:sz w:val="24"/>
-          <w:szCs w:val="24"/>
-          <w:lang w:val="en-US" w:eastAsia="zh-CN"/>
-        </w:rPr>
-        <w:t>地</w:t>
-      </w:r>
-      <w:r>
-        <w:rPr>
-          <w:rFonts w:hint="eastAsia" w:ascii="宋体" w:hAnsi="宋体" w:eastAsia="宋体" w:cs="宋体"/>
-          <w:sz w:val="24"/>
-          <w:szCs w:val="24"/>
-          <w:lang w:val="en-US" w:eastAsia="zh-CN"/>
-        </w:rPr>
-        <w:t>战争中，这些在战役中逆行地勇士，放弃大年三十与家人团聚、与多年不见好友相聚的机会，义无反顾冲在第一线，坚守着自己的岗位。从每天的新闻中，可以看到在前线的白衣天使不分昼夜的与病毒搏斗，看着他们憔悴的背影，被口罩勒伤的脸，有一种莫名的心疼。在这个新年中，谁不想在家人身边做个无忧无虑的孩子。可是</w:t>
-      </w:r>
-      <w:r>
-        <w:rPr>
-          <w:rFonts w:hint="eastAsia" w:ascii="宋体" w:hAnsi="宋体" w:eastAsia="宋体" w:cs="宋体"/>
-          <w:color w:val="0000FF"/>
-          <w:sz w:val="24"/>
-          <w:szCs w:val="24"/>
-          <w:lang w:val="en-US" w:eastAsia="zh-CN"/>
-        </w:rPr>
-        <w:t>，，</w:t>
-      </w:r>
-      <w:r>
-        <w:rPr>
-          <w:rFonts w:hint="eastAsia" w:ascii="宋体" w:hAnsi="宋体" w:eastAsia="宋体" w:cs="宋体"/>
-          <w:sz w:val="24"/>
-          <w:szCs w:val="24"/>
-          <w:lang w:val="en-US" w:eastAsia="zh-CN"/>
-        </w:rPr>
-        <w:t>现在却不得不担起重任，去保护那些病人。还有各省许多请愿支援武汉的医护人员，不管父母的反对，不顾朋友的劝说，逆风而行，在昏暗地方，照亮无数陌生的过客。还有那些在外站岗的警察，维持着一座城的秩序，不畏严寒，坚持站在在自己的岗位上</w:t>
-      </w:r>
-      <w:r>
-        <w:rPr>
-          <w:rFonts w:hint="eastAsia" w:ascii="宋体" w:hAnsi="宋体" w:eastAsia="宋体" w:cs="宋体"/>
-          <w:color w:val="0000FF"/>
-          <w:sz w:val="24"/>
-          <w:szCs w:val="24"/>
-          <w:lang w:val="en-US" w:eastAsia="zh-CN"/>
-        </w:rPr>
-        <w:t>。。</w:t>
-      </w:r>
-    </w:p>
-    <w:p>
-      <w:pPr>
-        <w:rPr>
-          <w:rFonts w:hint="default" w:ascii="黑体" w:hAnsi="黑体" w:eastAsia="黑体" w:cs="黑体"/>
-          <w:b w:val="0"/>
-          <w:bCs w:val="0"/>
-          <w:color w:val="auto"/>
-          <w:sz w:val="30"/>
-          <w:szCs w:val="30"/>
-          <w:lang w:val="en-US" w:eastAsia="zh-CN"/>
-        </w:rPr>
-      </w:pPr>
-      <w:r>
-        <w:rPr>
-          <w:rFonts w:hint="eastAsia" w:ascii="黑体" w:hAnsi="黑体" w:eastAsia="黑体" w:cs="黑体"/>
-          <w:b w:val="0"/>
-          <w:bCs w:val="0"/>
-          <w:color w:val="auto"/>
-          <w:sz w:val="30"/>
-          <w:szCs w:val="30"/>
-          <w:lang w:val="en-US" w:eastAsia="zh-CN"/>
-        </w:rPr>
-        <w:t>2.小标题</w:t>
-      </w:r>
-    </w:p>
-    <w:p>
-      <w:pPr>
-        <w:keepNext w:val="0"/>
-        <w:keepLines w:val="0"/>
-        <w:pageBreakBefore w:val="0"/>
-        <w:widowControl/>
-        <w:kinsoku/>
-        <w:wordWrap/>
-        <w:overflowPunct/>
-        <w:topLinePunct w:val="0"/>
-        <w:autoSpaceDE/>
-        <w:autoSpaceDN/>
-        <w:bidi w:val="0"/>
-        <w:adjustRightInd/>
-        <w:snapToGrid/>
-        <w:spacing w:after="0" w:line="360" w:lineRule="auto"/>
-        <w:ind w:firstLine="480" w:firstLineChars="200"/>
-        <w:textAlignment w:val="auto"/>
-        <w:rPr>
-          <w:rFonts w:hint="eastAsia" w:ascii="宋体" w:hAnsi="宋体" w:eastAsia="宋体" w:cs="宋体"/>
-          <w:sz w:val="24"/>
-          <w:szCs w:val="24"/>
-          <w:lang w:val="en-US" w:eastAsia="zh-CN"/>
-        </w:rPr>
-      </w:pPr>
-      <w:r>
-        <w:rPr>
-          <w:rFonts w:hint="eastAsia" w:ascii="宋体" w:hAnsi="宋体" w:eastAsia="宋体" w:cs="宋体"/>
-          <w:sz w:val="24"/>
-          <w:szCs w:val="24"/>
-          <w:lang w:val="en-US" w:eastAsia="zh-CN"/>
-        </w:rPr>
-        <w:t>看到各地医疗物资纷纷告急，国内外的同胞们想尽一切办法，为在一线</w:t>
-      </w:r>
-      <w:r>
-        <w:rPr>
-          <w:rFonts w:hint="eastAsia" w:ascii="宋体" w:hAnsi="宋体" w:eastAsia="宋体" w:cs="宋体"/>
-          <w:color w:val="0000FF"/>
-          <w:sz w:val="24"/>
-          <w:szCs w:val="24"/>
-          <w:lang w:val="en-US" w:eastAsia="zh-CN"/>
-        </w:rPr>
-        <w:t>地</w:t>
-      </w:r>
-      <w:r>
-        <w:rPr>
-          <w:rFonts w:hint="eastAsia" w:ascii="宋体" w:hAnsi="宋体" w:eastAsia="宋体" w:cs="宋体"/>
-          <w:sz w:val="24"/>
-          <w:szCs w:val="24"/>
-          <w:lang w:val="en-US" w:eastAsia="zh-CN"/>
-        </w:rPr>
-        <w:t>医护人员提供尽可能多的物资。正是有了这些资源装备</w:t>
-      </w:r>
-      <w:r>
-        <w:rPr>
-          <w:rFonts w:hint="eastAsia" w:ascii="宋体" w:hAnsi="宋体" w:eastAsia="宋体" w:cs="宋体"/>
-          <w:color w:val="0000FF"/>
-          <w:sz w:val="24"/>
-          <w:szCs w:val="24"/>
-          <w:lang w:val="en-US" w:eastAsia="zh-CN"/>
-        </w:rPr>
-        <w:t>,</w:t>
-      </w:r>
-      <w:r>
-        <w:rPr>
-          <w:rFonts w:hint="eastAsia" w:ascii="宋体" w:hAnsi="宋体" w:eastAsia="宋体" w:cs="宋体"/>
-          <w:sz w:val="24"/>
-          <w:szCs w:val="24"/>
-          <w:lang w:val="en-US" w:eastAsia="zh-CN"/>
-        </w:rPr>
-        <w:t>一线的战士才能齐装上阵，而不是赤手空拳。他们得帮助也至关重要。他们是幕后的英雄。</w:t>
-      </w:r>
-    </w:p>
-    <w:p>
-      <w:pPr>
-        <w:rPr>
-          <w:rFonts w:hint="eastAsia" w:ascii="黑体" w:hAnsi="黑体" w:eastAsia="黑体" w:cs="黑体"/>
-          <w:b w:val="0"/>
-          <w:bCs w:val="0"/>
-          <w:color w:val="auto"/>
-          <w:sz w:val="30"/>
-          <w:szCs w:val="30"/>
-          <w:lang w:val="en-US" w:eastAsia="zh-CN"/>
-        </w:rPr>
-      </w:pPr>
-      <w:r>
-        <w:rPr>
-          <w:rFonts w:hint="eastAsia" w:ascii="黑体" w:hAnsi="黑体" w:eastAsia="黑体" w:cs="黑体"/>
-          <w:b w:val="0"/>
-          <w:bCs w:val="0"/>
-          <w:color w:val="auto"/>
-          <w:sz w:val="30"/>
-          <w:szCs w:val="30"/>
-          <w:lang w:val="en-US" w:eastAsia="zh-CN"/>
-        </w:rPr>
-        <w:t>测试错误</w:t>
-      </w:r>
-    </w:p>
-    <w:p>
-      <w:pPr>
-        <w:keepNext w:val="0"/>
-        <w:keepLines w:val="0"/>
-        <w:pageBreakBefore w:val="0"/>
-        <w:widowControl/>
-        <w:kinsoku/>
-        <w:wordWrap/>
-        <w:overflowPunct/>
-        <w:topLinePunct w:val="0"/>
-        <w:autoSpaceDE/>
-        <w:autoSpaceDN/>
-        <w:bidi w:val="0"/>
-        <w:adjustRightInd/>
-        <w:snapToGrid/>
-        <w:spacing w:after="0" w:line="360" w:lineRule="auto"/>
-        <w:ind w:firstLine="480" w:firstLineChars="200"/>
-        <w:textAlignment w:val="auto"/>
-        <w:rPr>
-          <w:rFonts w:hint="default" w:ascii="宋体" w:hAnsi="宋体" w:eastAsia="宋体" w:cs="宋体"/>
-          <w:sz w:val="24"/>
-          <w:szCs w:val="24"/>
-          <w:lang w:val="en-US" w:eastAsia="zh-CN"/>
-        </w:rPr>
-      </w:pPr>
-      <w:r>
-        <w:rPr>
-          <w:rFonts w:hint="eastAsia" w:ascii="宋体" w:hAnsi="宋体" w:eastAsia="宋体" w:cs="宋体"/>
-          <w:sz w:val="24"/>
-          <w:szCs w:val="24"/>
-          <w:lang w:val="en-US" w:eastAsia="zh-CN"/>
-        </w:rPr>
-        <w:t>测试测试测试。</w:t>
-      </w:r>
-    </w:p>
-    <w:p>
-      <w:pPr>
-        <w:keepNext w:val="0"/>
-        <w:keepLines w:val="0"/>
-        <w:pageBreakBefore w:val="0"/>
-        <w:widowControl/>
-        <w:kinsoku/>
-        <w:wordWrap/>
-        <w:overflowPunct/>
-        <w:topLinePunct w:val="0"/>
-        <w:autoSpaceDE/>
-        <w:autoSpaceDN/>
-        <w:bidi w:val="0"/>
-        <w:adjustRightInd/>
-        <w:snapToGrid/>
-        <w:spacing w:after="0" w:line="360" w:lineRule="auto"/>
-        <w:ind w:firstLine="440" w:firstLineChars="200"/>
-        <w:textAlignment w:val="auto"/>
-      </w:pPr>
     </w:p>
     <w:sectPr>
+      <w:headerReference r:id="rId5" w:type="default"/>
       <w:pgSz w:w="12240" w:h="15840"/>
       <w:pgMar w:top="1440" w:right="1800" w:bottom="1440" w:left="1800" w:header="720" w:footer="720" w:gutter="0"/>
       <w:cols w:space="720" w:num="1"/>
@@ -434,6 +1524,7 @@
     <w:p>
       <w:pPr>
         <w:spacing w:line="240" w:lineRule="auto"/>
+        <w:ind w:firstLine="480"/>
       </w:pPr>
       <w:r>
         <w:separator/>
@@ -444,6 +1535,7 @@
     <w:p>
       <w:pPr>
         <w:spacing w:line="240" w:lineRule="auto"/>
+        <w:ind w:firstLine="480"/>
       </w:pPr>
       <w:r>
         <w:continuationSeparator/>
@@ -458,7 +1550,8 @@
   <w:footnote w:type="separator" w:id="0">
     <w:p>
       <w:pPr>
-        <w:spacing w:before="0" w:after="0" w:line="276" w:lineRule="auto"/>
+        <w:spacing w:line="240" w:lineRule="auto"/>
+        <w:ind w:firstLine="480"/>
       </w:pPr>
       <w:r>
         <w:separator/>
@@ -468,7 +1561,8 @@
   <w:footnote w:type="continuationSeparator" w:id="1">
     <w:p>
       <w:pPr>
-        <w:spacing w:before="0" w:after="0" w:line="276" w:lineRule="auto"/>
+        <w:spacing w:line="240" w:lineRule="auto"/>
+        <w:ind w:firstLine="480"/>
       </w:pPr>
       <w:r>
         <w:continuationSeparator/>
@@ -478,9 +1572,282 @@
 </w:footnotes>
 </file>
 
+<file path=word/header1.xml><?xml version="1.0" encoding="utf-8"?>
+<w:hdr xmlns:wpc="http://schemas.microsoft.com/office/word/2010/wordprocessingCanvas" xmlns:mc="http://schemas.openxmlformats.org/markup-compatibility/2006" xmlns:o="urn:schemas-microsoft-com:office:office" xmlns:r="http://schemas.openxmlformats.org/officeDocument/2006/relationships" xmlns:m="http://schemas.openxmlformats.org/officeDocument/2006/math" xmlns:v="urn:schemas-microsoft-com:vml" xmlns:wp14="http://schemas.microsoft.com/office/word/2010/wordprocessingDrawing" xmlns:wp="http://schemas.openxmlformats.org/drawingml/2006/wordprocessingDrawing" xmlns:w10="urn:schemas-microsoft-com:office:word" xmlns:w="http://schemas.openxmlformats.org/wordprocessingml/2006/main" xmlns:w14="http://schemas.microsoft.com/office/word/2010/wordml" xmlns:w15="http://schemas.microsoft.com/office/word/2012/wordml" xmlns:wpg="http://schemas.microsoft.com/office/word/2010/wordprocessingGroup" xmlns:wpi="http://schemas.microsoft.com/office/word/2010/wordprocessingInk" xmlns:wne="http://schemas.microsoft.com/office/word/2006/wordml" xmlns:wps="http://schemas.microsoft.com/office/word/2010/wordprocessingShape" xmlns:wpsCustomData="http://www.wps.cn/officeDocument/2013/wpsCustomData" mc:Ignorable="w14 w15 wp14">
+  <w:p>
+    <w:pPr>
+      <w:pStyle w:val="25"/>
+      <w:pBdr>
+        <w:bottom w:val="single" w:color="auto" w:sz="4" w:space="0"/>
+      </w:pBdr>
+      <w:ind w:left="0" w:leftChars="0" w:firstLine="0" w:firstLineChars="0"/>
+      <w:jc w:val="center"/>
+      <w:rPr>
+        <w:rFonts w:hint="default"/>
+        <w:u w:val="none"/>
+        <w:lang w:val="en-US" w:eastAsia="zh-CN"/>
+      </w:rPr>
+    </w:pPr>
+    <w:r>
+      <w:rPr>
+        <w:rFonts w:hint="eastAsia"/>
+        <w:u w:val="none"/>
+        <w:lang w:val="en-US" w:eastAsia="zh-CN"/>
+      </w:rPr>
+      <w:t>A产品规范</w:t>
+    </w:r>
+  </w:p>
+</w:hdr>
+</file>
+
 <file path=word/numbering.xml><?xml version="1.0" encoding="utf-8"?>
 <w:numbering xmlns:wpc="http://schemas.microsoft.com/office/word/2010/wordprocessingCanvas" xmlns:mc="http://schemas.openxmlformats.org/markup-compatibility/2006" xmlns:o="urn:schemas-microsoft-com:office:office" xmlns:r="http://schemas.openxmlformats.org/officeDocument/2006/relationships" xmlns:m="http://schemas.openxmlformats.org/officeDocument/2006/math" xmlns:v="urn:schemas-microsoft-com:vml" xmlns:wp14="http://schemas.microsoft.com/office/word/2010/wordprocessingDrawing" xmlns:wp="http://schemas.openxmlformats.org/drawingml/2006/wordprocessingDrawing" xmlns:w10="urn:schemas-microsoft-com:office:word" xmlns:w="http://schemas.openxmlformats.org/wordprocessingml/2006/main" xmlns:w14="http://schemas.microsoft.com/office/word/2010/wordml" xmlns:wpg="http://schemas.microsoft.com/office/word/2010/wordprocessingGroup" xmlns:wpi="http://schemas.microsoft.com/office/word/2010/wordprocessingInk" xmlns:wne="http://schemas.microsoft.com/office/word/2006/wordml" xmlns:wps="http://schemas.microsoft.com/office/word/2010/wordprocessingShape" xmlns:wpsCustomData="http://www.wps.cn/officeDocument/2013/wpsCustomData" mc:Ignorable="w14 wp14">
   <w:abstractNum w:abstractNumId="0">
+    <w:nsid w:val="D3BEB4B4"/>
+    <w:multiLevelType w:val="multilevel"/>
+    <w:tmpl w:val="D3BEB4B4"/>
+    <w:lvl w:ilvl="0" w:tentative="0">
+      <w:start w:val="1"/>
+      <w:numFmt w:val="decimal"/>
+      <w:lvlText w:val="%1"/>
+      <w:lvlJc w:val="left"/>
+      <w:pPr>
+        <w:tabs>
+          <w:tab w:val="left" w:pos="420"/>
+        </w:tabs>
+        <w:ind w:left="425" w:leftChars="0" w:hanging="425" w:firstLineChars="0"/>
+      </w:pPr>
+      <w:rPr>
+        <w:rFonts w:hint="default" w:ascii="Times New Roman" w:hAnsi="Times New Roman" w:cs="Times New Roman"/>
+        <w:sz w:val="24"/>
+        <w:szCs w:val="24"/>
+      </w:rPr>
+    </w:lvl>
+    <w:lvl w:ilvl="1" w:tentative="0">
+      <w:start w:val="1"/>
+      <w:numFmt w:val="decimal"/>
+      <w:suff w:val="space"/>
+      <w:lvlText w:val="%1.%2"/>
+      <w:lvlJc w:val="left"/>
+      <w:pPr>
+        <w:ind w:left="0" w:leftChars="0" w:firstLine="0" w:firstLineChars="0"/>
+      </w:pPr>
+      <w:rPr>
+        <w:rFonts w:hint="default"/>
+        <w:sz w:val="24"/>
+        <w:szCs w:val="24"/>
+      </w:rPr>
+    </w:lvl>
+    <w:lvl w:ilvl="2" w:tentative="0">
+      <w:start w:val="1"/>
+      <w:numFmt w:val="decimal"/>
+      <w:suff w:val="space"/>
+      <w:lvlText w:val="%1.%2.%3"/>
+      <w:lvlJc w:val="left"/>
+      <w:pPr>
+        <w:ind w:left="0" w:leftChars="0" w:firstLine="0" w:firstLineChars="0"/>
+      </w:pPr>
+      <w:rPr>
+        <w:rFonts w:hint="default"/>
+      </w:rPr>
+    </w:lvl>
+    <w:lvl w:ilvl="3" w:tentative="0">
+      <w:start w:val="1"/>
+      <w:numFmt w:val="decimal"/>
+      <w:suff w:val="space"/>
+      <w:lvlText w:val="%1.%2.%3.%4"/>
+      <w:lvlJc w:val="left"/>
+      <w:pPr>
+        <w:ind w:left="0" w:leftChars="0" w:firstLine="0" w:firstLineChars="0"/>
+      </w:pPr>
+      <w:rPr>
+        <w:rFonts w:hint="default"/>
+      </w:rPr>
+    </w:lvl>
+    <w:lvl w:ilvl="4" w:tentative="0">
+      <w:start w:val="1"/>
+      <w:numFmt w:val="decimal"/>
+      <w:suff w:val="space"/>
+      <w:lvlText w:val="%1.%2.%3.%4.%5"/>
+      <w:lvlJc w:val="left"/>
+      <w:pPr>
+        <w:ind w:left="0" w:leftChars="0" w:firstLine="0" w:firstLineChars="0"/>
+      </w:pPr>
+      <w:rPr>
+        <w:rFonts w:hint="default"/>
+      </w:rPr>
+    </w:lvl>
+    <w:lvl w:ilvl="5" w:tentative="0">
+      <w:start w:val="1"/>
+      <w:numFmt w:val="decimal"/>
+      <w:suff w:val="space"/>
+      <w:lvlText w:val="%1.%2.%3.%4.%5.%6"/>
+      <w:lvlJc w:val="left"/>
+      <w:pPr>
+        <w:ind w:left="0" w:leftChars="0" w:firstLine="0" w:firstLineChars="0"/>
+      </w:pPr>
+      <w:rPr>
+        <w:rFonts w:hint="default"/>
+      </w:rPr>
+    </w:lvl>
+    <w:lvl w:ilvl="6" w:tentative="0">
+      <w:start w:val="1"/>
+      <w:numFmt w:val="decimal"/>
+      <w:suff w:val="space"/>
+      <w:lvlText w:val="%1.%2.%3.%4.%5.%6.%7"/>
+      <w:lvlJc w:val="left"/>
+      <w:pPr>
+        <w:ind w:left="0" w:leftChars="0" w:firstLine="0" w:firstLineChars="0"/>
+      </w:pPr>
+      <w:rPr>
+        <w:rFonts w:hint="default"/>
+      </w:rPr>
+    </w:lvl>
+    <w:lvl w:ilvl="7" w:tentative="0">
+      <w:start w:val="1"/>
+      <w:numFmt w:val="decimal"/>
+      <w:suff w:val="space"/>
+      <w:lvlText w:val="%1.%2.%3.%4.%5.%6.%7.%8"/>
+      <w:lvlJc w:val="left"/>
+      <w:pPr>
+        <w:ind w:left="0" w:leftChars="0" w:firstLine="0" w:firstLineChars="0"/>
+      </w:pPr>
+      <w:rPr>
+        <w:rFonts w:hint="default"/>
+      </w:rPr>
+    </w:lvl>
+    <w:lvl w:ilvl="8" w:tentative="0">
+      <w:start w:val="1"/>
+      <w:numFmt w:val="decimal"/>
+      <w:suff w:val="space"/>
+      <w:lvlText w:val="%1.%2.%3.%4.%5.%6.%7.%8.%9"/>
+      <w:lvlJc w:val="left"/>
+      <w:pPr>
+        <w:ind w:left="0" w:leftChars="0" w:firstLine="0" w:firstLineChars="0"/>
+      </w:pPr>
+      <w:rPr>
+        <w:rFonts w:hint="default"/>
+      </w:rPr>
+    </w:lvl>
+  </w:abstractNum>
+  <w:abstractNum w:abstractNumId="1">
+    <w:nsid w:val="DF008D9E"/>
+    <w:multiLevelType w:val="multilevel"/>
+    <w:tmpl w:val="DF008D9E"/>
+    <w:lvl w:ilvl="0" w:tentative="0">
+      <w:start w:val="1"/>
+      <w:numFmt w:val="decimal"/>
+      <w:pStyle w:val="3"/>
+      <w:lvlText w:val="%1"/>
+      <w:lvlJc w:val="left"/>
+      <w:pPr>
+        <w:tabs>
+          <w:tab w:val="left" w:pos="0"/>
+        </w:tabs>
+        <w:ind w:left="0" w:leftChars="0" w:firstLine="0" w:firstLineChars="0"/>
+      </w:pPr>
+      <w:rPr>
+        <w:rFonts w:hint="default"/>
+      </w:rPr>
+    </w:lvl>
+    <w:lvl w:ilvl="1" w:tentative="0">
+      <w:start w:val="1"/>
+      <w:numFmt w:val="decimal"/>
+      <w:lvlText w:val="%1.%2."/>
+      <w:lvlJc w:val="left"/>
+      <w:pPr>
+        <w:ind w:left="567" w:hanging="567"/>
+      </w:pPr>
+      <w:rPr>
+        <w:rFonts w:hint="default"/>
+      </w:rPr>
+    </w:lvl>
+    <w:lvl w:ilvl="2" w:tentative="0">
+      <w:start w:val="1"/>
+      <w:numFmt w:val="decimal"/>
+      <w:lvlText w:val="%1.%2.%3."/>
+      <w:lvlJc w:val="left"/>
+      <w:pPr>
+        <w:ind w:left="709" w:hanging="709"/>
+      </w:pPr>
+      <w:rPr>
+        <w:rFonts w:hint="default"/>
+      </w:rPr>
+    </w:lvl>
+    <w:lvl w:ilvl="3" w:tentative="0">
+      <w:start w:val="1"/>
+      <w:numFmt w:val="decimal"/>
+      <w:lvlText w:val="%1.%2.%3.%4."/>
+      <w:lvlJc w:val="left"/>
+      <w:pPr>
+        <w:ind w:left="850" w:hanging="850"/>
+      </w:pPr>
+      <w:rPr>
+        <w:rFonts w:hint="default"/>
+      </w:rPr>
+    </w:lvl>
+    <w:lvl w:ilvl="4" w:tentative="0">
+      <w:start w:val="1"/>
+      <w:numFmt w:val="decimal"/>
+      <w:lvlText w:val="%1.%2.%3.%4.%5."/>
+      <w:lvlJc w:val="left"/>
+      <w:pPr>
+        <w:ind w:left="991" w:hanging="991"/>
+      </w:pPr>
+      <w:rPr>
+        <w:rFonts w:hint="default"/>
+      </w:rPr>
+    </w:lvl>
+    <w:lvl w:ilvl="5" w:tentative="0">
+      <w:start w:val="1"/>
+      <w:numFmt w:val="decimal"/>
+      <w:lvlText w:val="%1.%2.%3.%4.%5.%6."/>
+      <w:lvlJc w:val="left"/>
+      <w:pPr>
+        <w:ind w:left="1134" w:hanging="1134"/>
+      </w:pPr>
+      <w:rPr>
+        <w:rFonts w:hint="default"/>
+      </w:rPr>
+    </w:lvl>
+    <w:lvl w:ilvl="6" w:tentative="0">
+      <w:start w:val="1"/>
+      <w:numFmt w:val="decimal"/>
+      <w:lvlText w:val="%1.%2.%3.%4.%5.%6.%7."/>
+      <w:lvlJc w:val="left"/>
+      <w:pPr>
+        <w:ind w:left="1275" w:hanging="1275"/>
+      </w:pPr>
+      <w:rPr>
+        <w:rFonts w:hint="default"/>
+      </w:rPr>
+    </w:lvl>
+    <w:lvl w:ilvl="7" w:tentative="0">
+      <w:start w:val="1"/>
+      <w:numFmt w:val="decimal"/>
+      <w:lvlText w:val="%1.%2.%3.%4.%5.%6.%7.%8."/>
+      <w:lvlJc w:val="left"/>
+      <w:pPr>
+        <w:ind w:left="1418" w:hanging="1418"/>
+      </w:pPr>
+      <w:rPr>
+        <w:rFonts w:hint="default"/>
+      </w:rPr>
+    </w:lvl>
+    <w:lvl w:ilvl="8" w:tentative="0">
+      <w:start w:val="1"/>
+      <w:numFmt w:val="decimal"/>
+      <w:lvlText w:val="%1.%2.%3.%4.%5.%6.%7.%8.%9."/>
+      <w:lvlJc w:val="left"/>
+      <w:pPr>
+        <w:ind w:left="1558" w:hanging="1558"/>
+      </w:pPr>
+      <w:rPr>
+        <w:rFonts w:hint="default"/>
+      </w:rPr>
+    </w:lvl>
+  </w:abstractNum>
+  <w:abstractNum w:abstractNumId="2">
     <w:nsid w:val="FFFFFF7E"/>
     <w:multiLevelType w:val="singleLevel"/>
     <w:tmpl w:val="FFFFFF7E"/>
@@ -498,14 +1865,14 @@
       </w:pPr>
     </w:lvl>
   </w:abstractNum>
-  <w:abstractNum w:abstractNumId="1">
+  <w:abstractNum w:abstractNumId="3">
     <w:nsid w:val="FFFFFF7F"/>
     <w:multiLevelType w:val="singleLevel"/>
     <w:tmpl w:val="FFFFFF7F"/>
     <w:lvl w:ilvl="0" w:tentative="0">
       <w:start w:val="1"/>
       <w:numFmt w:val="decimal"/>
-      <w:pStyle w:val="13"/>
+      <w:pStyle w:val="14"/>
       <w:lvlText w:val="%1."/>
       <w:lvlJc w:val="left"/>
       <w:pPr>
@@ -516,14 +1883,14 @@
       </w:pPr>
     </w:lvl>
   </w:abstractNum>
-  <w:abstractNum w:abstractNumId="2">
+  <w:abstractNum w:abstractNumId="4">
     <w:nsid w:val="FFFFFF82"/>
     <w:multiLevelType w:val="singleLevel"/>
     <w:tmpl w:val="FFFFFF82"/>
     <w:lvl w:ilvl="0" w:tentative="0">
       <w:start w:val="1"/>
       <w:numFmt w:val="bullet"/>
-      <w:pStyle w:val="18"/>
+      <w:pStyle w:val="19"/>
       <w:lvlText w:val=""/>
       <w:lvlJc w:val="left"/>
       <w:pPr>
@@ -537,7 +1904,7 @@
       </w:rPr>
     </w:lvl>
   </w:abstractNum>
-  <w:abstractNum w:abstractNumId="3">
+  <w:abstractNum w:abstractNumId="5">
     <w:nsid w:val="FFFFFF83"/>
     <w:multiLevelType w:val="singleLevel"/>
     <w:tmpl w:val="FFFFFF83"/>
@@ -558,14 +1925,14 @@
       </w:rPr>
     </w:lvl>
   </w:abstractNum>
-  <w:abstractNum w:abstractNumId="4">
+  <w:abstractNum w:abstractNumId="6">
     <w:nsid w:val="FFFFFF88"/>
     <w:multiLevelType w:val="singleLevel"/>
     <w:tmpl w:val="FFFFFF88"/>
     <w:lvl w:ilvl="0" w:tentative="0">
       <w:start w:val="1"/>
       <w:numFmt w:val="decimal"/>
-      <w:pStyle w:val="14"/>
+      <w:pStyle w:val="15"/>
       <w:lvlText w:val="%1."/>
       <w:lvlJc w:val="left"/>
       <w:pPr>
@@ -576,14 +1943,14 @@
       </w:pPr>
     </w:lvl>
   </w:abstractNum>
-  <w:abstractNum w:abstractNumId="5">
+  <w:abstractNum w:abstractNumId="7">
     <w:nsid w:val="FFFFFF89"/>
     <w:multiLevelType w:val="singleLevel"/>
     <w:tmpl w:val="FFFFFF89"/>
     <w:lvl w:ilvl="0" w:tentative="0">
       <w:start w:val="1"/>
       <w:numFmt w:val="bullet"/>
-      <w:pStyle w:val="16"/>
+      <w:pStyle w:val="17"/>
       <w:lvlText w:val=""/>
       <w:lvlJc w:val="left"/>
       <w:pPr>
@@ -594,6 +1961,125 @@
       </w:pPr>
       <w:rPr>
         <w:rFonts w:hint="default" w:ascii="Symbol" w:hAnsi="Symbol"/>
+      </w:rPr>
+    </w:lvl>
+  </w:abstractNum>
+  <w:abstractNum w:abstractNumId="8">
+    <w:nsid w:val="033B5ED5"/>
+    <w:multiLevelType w:val="multilevel"/>
+    <w:tmpl w:val="033B5ED5"/>
+    <w:lvl w:ilvl="0" w:tentative="0">
+      <w:start w:val="1"/>
+      <w:numFmt w:val="decimal"/>
+      <w:pStyle w:val="5"/>
+      <w:lvlText w:val="%1."/>
+      <w:lvlJc w:val="left"/>
+      <w:pPr>
+        <w:ind w:left="425" w:hanging="425"/>
+      </w:pPr>
+      <w:rPr>
+        <w:rFonts w:hint="default"/>
+      </w:rPr>
+    </w:lvl>
+    <w:lvl w:ilvl="1" w:tentative="0">
+      <w:start w:val="1"/>
+      <w:numFmt w:val="decimal"/>
+      <w:pStyle w:val="6"/>
+      <w:isLgl/>
+      <w:lvlText w:val="%1.%2"/>
+      <w:lvlJc w:val="left"/>
+      <w:pPr>
+        <w:tabs>
+          <w:tab w:val="left" w:pos="0"/>
+        </w:tabs>
+        <w:ind w:left="0" w:leftChars="0" w:firstLine="0" w:firstLineChars="0"/>
+      </w:pPr>
+      <w:rPr>
+        <w:rFonts w:hint="default"/>
+      </w:rPr>
+    </w:lvl>
+    <w:lvl w:ilvl="2" w:tentative="0">
+      <w:start w:val="1"/>
+      <w:numFmt w:val="decimal"/>
+      <w:lvlText w:val="%1.%2.%3."/>
+      <w:lvlJc w:val="left"/>
+      <w:pPr>
+        <w:ind w:left="709" w:hanging="709"/>
+      </w:pPr>
+      <w:rPr>
+        <w:rFonts w:hint="default"/>
+      </w:rPr>
+    </w:lvl>
+    <w:lvl w:ilvl="3" w:tentative="0">
+      <w:start w:val="1"/>
+      <w:numFmt w:val="decimal"/>
+      <w:lvlText w:val="%1.%2.%3.%4."/>
+      <w:lvlJc w:val="left"/>
+      <w:pPr>
+        <w:ind w:left="850" w:hanging="850"/>
+      </w:pPr>
+      <w:rPr>
+        <w:rFonts w:hint="default"/>
+      </w:rPr>
+    </w:lvl>
+    <w:lvl w:ilvl="4" w:tentative="0">
+      <w:start w:val="1"/>
+      <w:numFmt w:val="decimal"/>
+      <w:lvlText w:val="%1.%2.%3.%4.%5."/>
+      <w:lvlJc w:val="left"/>
+      <w:pPr>
+        <w:ind w:left="991" w:hanging="991"/>
+      </w:pPr>
+      <w:rPr>
+        <w:rFonts w:hint="default"/>
+      </w:rPr>
+    </w:lvl>
+    <w:lvl w:ilvl="5" w:tentative="0">
+      <w:start w:val="1"/>
+      <w:numFmt w:val="decimal"/>
+      <w:lvlText w:val="%1.%2.%3.%4.%5.%6."/>
+      <w:lvlJc w:val="left"/>
+      <w:pPr>
+        <w:ind w:left="1134" w:hanging="1134"/>
+      </w:pPr>
+      <w:rPr>
+        <w:rFonts w:hint="default"/>
+      </w:rPr>
+    </w:lvl>
+    <w:lvl w:ilvl="6" w:tentative="0">
+      <w:start w:val="1"/>
+      <w:numFmt w:val="decimal"/>
+      <w:lvlText w:val="%1.%2.%3.%4.%5.%6.%7."/>
+      <w:lvlJc w:val="left"/>
+      <w:pPr>
+        <w:ind w:left="1275" w:hanging="1275"/>
+      </w:pPr>
+      <w:rPr>
+        <w:rFonts w:hint="default"/>
+      </w:rPr>
+    </w:lvl>
+    <w:lvl w:ilvl="7" w:tentative="0">
+      <w:start w:val="1"/>
+      <w:numFmt w:val="decimal"/>
+      <w:lvlText w:val="%1.%2.%3.%4.%5.%6.%7.%8."/>
+      <w:lvlJc w:val="left"/>
+      <w:pPr>
+        <w:ind w:left="1418" w:hanging="1418"/>
+      </w:pPr>
+      <w:rPr>
+        <w:rFonts w:hint="default"/>
+      </w:rPr>
+    </w:lvl>
+    <w:lvl w:ilvl="8" w:tentative="0">
+      <w:start w:val="1"/>
+      <w:numFmt w:val="decimal"/>
+      <w:lvlText w:val="%1.%2.%3.%4.%5.%6.%7.%8.%9."/>
+      <w:lvlJc w:val="left"/>
+      <w:pPr>
+        <w:ind w:left="1558" w:hanging="1558"/>
+      </w:pPr>
+      <w:rPr>
+        <w:rFonts w:hint="default"/>
       </w:rPr>
     </w:lvl>
   </w:abstractNum>
@@ -601,19 +2087,28 @@
     <w:abstractNumId w:val="1"/>
   </w:num>
   <w:num w:numId="2">
+    <w:abstractNumId w:val="8"/>
+  </w:num>
+  <w:num w:numId="3">
+    <w:abstractNumId w:val="3"/>
+  </w:num>
+  <w:num w:numId="4">
+    <w:abstractNumId w:val="6"/>
+  </w:num>
+  <w:num w:numId="5">
+    <w:abstractNumId w:val="7"/>
+  </w:num>
+  <w:num w:numId="6">
     <w:abstractNumId w:val="4"/>
   </w:num>
-  <w:num w:numId="3">
+  <w:num w:numId="7">
+    <w:abstractNumId w:val="2"/>
+  </w:num>
+  <w:num w:numId="8">
     <w:abstractNumId w:val="5"/>
   </w:num>
-  <w:num w:numId="4">
-    <w:abstractNumId w:val="2"/>
-  </w:num>
-  <w:num w:numId="5">
+  <w:num w:numId="9">
     <w:abstractNumId w:val="0"/>
-  </w:num>
-  <w:num w:numId="6">
-    <w:abstractNumId w:val="3"/>
   </w:num>
 </w:numbering>
 </file>
@@ -784,11 +2279,11 @@
     <w:lsdException w:qFormat="1" w:unhideWhenUsed="0" w:uiPriority="61" w:semiHidden="0" w:name="Light List"/>
     <w:lsdException w:qFormat="1" w:unhideWhenUsed="0" w:uiPriority="62" w:semiHidden="0" w:name="Light Grid"/>
     <w:lsdException w:qFormat="1" w:unhideWhenUsed="0" w:uiPriority="63" w:semiHidden="0" w:name="Medium Shading 1"/>
-    <w:lsdException w:unhideWhenUsed="0" w:uiPriority="64" w:semiHidden="0" w:name="Medium Shading 2"/>
-    <w:lsdException w:unhideWhenUsed="0" w:uiPriority="65" w:semiHidden="0" w:name="Medium List 1"/>
+    <w:lsdException w:qFormat="1" w:unhideWhenUsed="0" w:uiPriority="64" w:semiHidden="0" w:name="Medium Shading 2"/>
+    <w:lsdException w:qFormat="1" w:unhideWhenUsed="0" w:uiPriority="65" w:semiHidden="0" w:name="Medium List 1"/>
     <w:lsdException w:qFormat="1" w:unhideWhenUsed="0" w:uiPriority="66" w:semiHidden="0" w:name="Medium List 2"/>
     <w:lsdException w:qFormat="1" w:unhideWhenUsed="0" w:uiPriority="67" w:semiHidden="0" w:name="Medium Grid 1"/>
-    <w:lsdException w:unhideWhenUsed="0" w:uiPriority="68" w:semiHidden="0" w:name="Medium Grid 2"/>
+    <w:lsdException w:qFormat="1" w:unhideWhenUsed="0" w:uiPriority="68" w:semiHidden="0" w:name="Medium Grid 2"/>
     <w:lsdException w:qFormat="1" w:unhideWhenUsed="0" w:uiPriority="69" w:semiHidden="0" w:name="Medium Grid 3"/>
     <w:lsdException w:qFormat="1" w:unhideWhenUsed="0" w:uiPriority="70" w:semiHidden="0" w:name="Dark List"/>
     <w:lsdException w:qFormat="1" w:unhideWhenUsed="0" w:uiPriority="71" w:semiHidden="0" w:name="Colorful Shading"/>
@@ -799,7 +2294,7 @@
     <w:lsdException w:qFormat="1" w:unhideWhenUsed="0" w:uiPriority="62" w:semiHidden="0" w:name="Light Grid Accent 1"/>
     <w:lsdException w:qFormat="1" w:unhideWhenUsed="0" w:uiPriority="63" w:semiHidden="0" w:name="Medium Shading 1 Accent 1"/>
     <w:lsdException w:qFormat="1" w:unhideWhenUsed="0" w:uiPriority="64" w:semiHidden="0" w:name="Medium Shading 2 Accent 1"/>
-    <w:lsdException w:unhideWhenUsed="0" w:uiPriority="65" w:semiHidden="0" w:name="Medium List 1 Accent 1"/>
+    <w:lsdException w:qFormat="1" w:unhideWhenUsed="0" w:uiPriority="65" w:semiHidden="0" w:name="Medium List 1 Accent 1"/>
     <w:lsdException w:qFormat="1" w:unhideWhenUsed="0" w:uiPriority="34" w:semiHidden="0" w:name="List Paragraph"/>
     <w:lsdException w:qFormat="1" w:unhideWhenUsed="0" w:uiPriority="29" w:semiHidden="0" w:name="Quote"/>
     <w:lsdException w:qFormat="1" w:unhideWhenUsed="0" w:uiPriority="30" w:semiHidden="0" w:name="Intense Quote"/>
@@ -810,13 +2305,13 @@
     <w:lsdException w:qFormat="1" w:unhideWhenUsed="0" w:uiPriority="70" w:semiHidden="0" w:name="Dark List Accent 1"/>
     <w:lsdException w:qFormat="1" w:unhideWhenUsed="0" w:uiPriority="71" w:semiHidden="0" w:name="Colorful Shading Accent 1"/>
     <w:lsdException w:qFormat="1" w:unhideWhenUsed="0" w:uiPriority="72" w:semiHidden="0" w:name="Colorful List Accent 1"/>
-    <w:lsdException w:unhideWhenUsed="0" w:uiPriority="73" w:semiHidden="0" w:name="Colorful Grid Accent 1"/>
+    <w:lsdException w:qFormat="1" w:unhideWhenUsed="0" w:uiPriority="73" w:semiHidden="0" w:name="Colorful Grid Accent 1"/>
     <w:lsdException w:qFormat="1" w:unhideWhenUsed="0" w:uiPriority="60" w:semiHidden="0" w:name="Light Shading Accent 2"/>
     <w:lsdException w:qFormat="1" w:unhideWhenUsed="0" w:uiPriority="61" w:semiHidden="0" w:name="Light List Accent 2"/>
     <w:lsdException w:qFormat="1" w:unhideWhenUsed="0" w:uiPriority="62" w:semiHidden="0" w:name="Light Grid Accent 2"/>
     <w:lsdException w:qFormat="1" w:unhideWhenUsed="0" w:uiPriority="63" w:semiHidden="0" w:name="Medium Shading 1 Accent 2"/>
-    <w:lsdException w:unhideWhenUsed="0" w:uiPriority="64" w:semiHidden="0" w:name="Medium Shading 2 Accent 2"/>
-    <w:lsdException w:unhideWhenUsed="0" w:uiPriority="65" w:semiHidden="0" w:name="Medium List 1 Accent 2"/>
+    <w:lsdException w:qFormat="1" w:unhideWhenUsed="0" w:uiPriority="64" w:semiHidden="0" w:name="Medium Shading 2 Accent 2"/>
+    <w:lsdException w:qFormat="1" w:unhideWhenUsed="0" w:uiPriority="65" w:semiHidden="0" w:name="Medium List 1 Accent 2"/>
     <w:lsdException w:qFormat="1" w:unhideWhenUsed="0" w:uiPriority="66" w:semiHidden="0" w:name="Medium List 2 Accent 2"/>
     <w:lsdException w:qFormat="1" w:unhideWhenUsed="0" w:uiPriority="67" w:semiHidden="0" w:name="Medium Grid 1 Accent 2"/>
     <w:lsdException w:qFormat="1" w:unhideWhenUsed="0" w:uiPriority="68" w:semiHidden="0" w:name="Medium Grid 2 Accent 2"/>
@@ -829,10 +2324,10 @@
     <w:lsdException w:qFormat="1" w:unhideWhenUsed="0" w:uiPriority="61" w:semiHidden="0" w:name="Light List Accent 3"/>
     <w:lsdException w:qFormat="1" w:unhideWhenUsed="0" w:uiPriority="62" w:semiHidden="0" w:name="Light Grid Accent 3"/>
     <w:lsdException w:qFormat="1" w:unhideWhenUsed="0" w:uiPriority="63" w:semiHidden="0" w:name="Medium Shading 1 Accent 3"/>
-    <w:lsdException w:unhideWhenUsed="0" w:uiPriority="64" w:semiHidden="0" w:name="Medium Shading 2 Accent 3"/>
-    <w:lsdException w:unhideWhenUsed="0" w:uiPriority="65" w:semiHidden="0" w:name="Medium List 1 Accent 3"/>
+    <w:lsdException w:qFormat="1" w:unhideWhenUsed="0" w:uiPriority="64" w:semiHidden="0" w:name="Medium Shading 2 Accent 3"/>
+    <w:lsdException w:qFormat="1" w:unhideWhenUsed="0" w:uiPriority="65" w:semiHidden="0" w:name="Medium List 1 Accent 3"/>
     <w:lsdException w:qFormat="1" w:unhideWhenUsed="0" w:uiPriority="66" w:semiHidden="0" w:name="Medium List 2 Accent 3"/>
-    <w:lsdException w:unhideWhenUsed="0" w:uiPriority="67" w:semiHidden="0" w:name="Medium Grid 1 Accent 3"/>
+    <w:lsdException w:qFormat="1" w:unhideWhenUsed="0" w:uiPriority="67" w:semiHidden="0" w:name="Medium Grid 1 Accent 3"/>
     <w:lsdException w:qFormat="1" w:unhideWhenUsed="0" w:uiPriority="68" w:semiHidden="0" w:name="Medium Grid 2 Accent 3"/>
     <w:lsdException w:qFormat="1" w:unhideWhenUsed="0" w:uiPriority="69" w:semiHidden="0" w:name="Medium Grid 3 Accent 3"/>
     <w:lsdException w:qFormat="1" w:unhideWhenUsed="0" w:uiPriority="70" w:semiHidden="0" w:name="Dark List Accent 3"/>
@@ -843,7 +2338,7 @@
     <w:lsdException w:qFormat="1" w:unhideWhenUsed="0" w:uiPriority="61" w:semiHidden="0" w:name="Light List Accent 4"/>
     <w:lsdException w:qFormat="1" w:unhideWhenUsed="0" w:uiPriority="62" w:semiHidden="0" w:name="Light Grid Accent 4"/>
     <w:lsdException w:qFormat="1" w:unhideWhenUsed="0" w:uiPriority="63" w:semiHidden="0" w:name="Medium Shading 1 Accent 4"/>
-    <w:lsdException w:unhideWhenUsed="0" w:uiPriority="64" w:semiHidden="0" w:name="Medium Shading 2 Accent 4"/>
+    <w:lsdException w:qFormat="1" w:unhideWhenUsed="0" w:uiPriority="64" w:semiHidden="0" w:name="Medium Shading 2 Accent 4"/>
     <w:lsdException w:qFormat="1" w:unhideWhenUsed="0" w:uiPriority="65" w:semiHidden="0" w:name="Medium List 1 Accent 4"/>
     <w:lsdException w:qFormat="1" w:unhideWhenUsed="0" w:uiPriority="66" w:semiHidden="0" w:name="Medium List 2 Accent 4"/>
     <w:lsdException w:qFormat="1" w:unhideWhenUsed="0" w:uiPriority="67" w:semiHidden="0" w:name="Medium Grid 1 Accent 4"/>
@@ -851,27 +2346,27 @@
     <w:lsdException w:qFormat="1" w:unhideWhenUsed="0" w:uiPriority="69" w:semiHidden="0" w:name="Medium Grid 3 Accent 4"/>
     <w:lsdException w:qFormat="1" w:unhideWhenUsed="0" w:uiPriority="70" w:semiHidden="0" w:name="Dark List Accent 4"/>
     <w:lsdException w:qFormat="1" w:unhideWhenUsed="0" w:uiPriority="71" w:semiHidden="0" w:name="Colorful Shading Accent 4"/>
-    <w:lsdException w:unhideWhenUsed="0" w:uiPriority="72" w:semiHidden="0" w:name="Colorful List Accent 4"/>
+    <w:lsdException w:qFormat="1" w:unhideWhenUsed="0" w:uiPriority="72" w:semiHidden="0" w:name="Colorful List Accent 4"/>
     <w:lsdException w:qFormat="1" w:unhideWhenUsed="0" w:uiPriority="73" w:semiHidden="0" w:name="Colorful Grid Accent 4"/>
     <w:lsdException w:qFormat="1" w:unhideWhenUsed="0" w:uiPriority="60" w:semiHidden="0" w:name="Light Shading Accent 5"/>
     <w:lsdException w:qFormat="1" w:unhideWhenUsed="0" w:uiPriority="61" w:semiHidden="0" w:name="Light List Accent 5"/>
     <w:lsdException w:qFormat="1" w:unhideWhenUsed="0" w:uiPriority="62" w:semiHidden="0" w:name="Light Grid Accent 5"/>
     <w:lsdException w:qFormat="1" w:unhideWhenUsed="0" w:uiPriority="63" w:semiHidden="0" w:name="Medium Shading 1 Accent 5"/>
-    <w:lsdException w:unhideWhenUsed="0" w:uiPriority="64" w:semiHidden="0" w:name="Medium Shading 2 Accent 5"/>
+    <w:lsdException w:qFormat="1" w:unhideWhenUsed="0" w:uiPriority="64" w:semiHidden="0" w:name="Medium Shading 2 Accent 5"/>
     <w:lsdException w:qFormat="1" w:unhideWhenUsed="0" w:uiPriority="65" w:semiHidden="0" w:name="Medium List 1 Accent 5"/>
     <w:lsdException w:qFormat="1" w:unhideWhenUsed="0" w:uiPriority="66" w:semiHidden="0" w:name="Medium List 2 Accent 5"/>
-    <w:lsdException w:unhideWhenUsed="0" w:uiPriority="67" w:semiHidden="0" w:name="Medium Grid 1 Accent 5"/>
+    <w:lsdException w:qFormat="1" w:unhideWhenUsed="0" w:uiPriority="67" w:semiHidden="0" w:name="Medium Grid 1 Accent 5"/>
     <w:lsdException w:qFormat="1" w:unhideWhenUsed="0" w:uiPriority="68" w:semiHidden="0" w:name="Medium Grid 2 Accent 5"/>
     <w:lsdException w:qFormat="1" w:unhideWhenUsed="0" w:uiPriority="69" w:semiHidden="0" w:name="Medium Grid 3 Accent 5"/>
     <w:lsdException w:qFormat="1" w:unhideWhenUsed="0" w:uiPriority="70" w:semiHidden="0" w:name="Dark List Accent 5"/>
     <w:lsdException w:qFormat="1" w:unhideWhenUsed="0" w:uiPriority="71" w:semiHidden="0" w:name="Colorful Shading Accent 5"/>
     <w:lsdException w:qFormat="1" w:unhideWhenUsed="0" w:uiPriority="72" w:semiHidden="0" w:name="Colorful List Accent 5"/>
-    <w:lsdException w:unhideWhenUsed="0" w:uiPriority="73" w:semiHidden="0" w:name="Colorful Grid Accent 5"/>
+    <w:lsdException w:qFormat="1" w:unhideWhenUsed="0" w:uiPriority="73" w:semiHidden="0" w:name="Colorful Grid Accent 5"/>
     <w:lsdException w:qFormat="1" w:unhideWhenUsed="0" w:uiPriority="60" w:semiHidden="0" w:name="Light Shading Accent 6"/>
     <w:lsdException w:qFormat="1" w:unhideWhenUsed="0" w:uiPriority="61" w:semiHidden="0" w:name="Light List Accent 6"/>
     <w:lsdException w:qFormat="1" w:unhideWhenUsed="0" w:uiPriority="62" w:semiHidden="0" w:name="Light Grid Accent 6"/>
-    <w:lsdException w:unhideWhenUsed="0" w:uiPriority="63" w:semiHidden="0" w:name="Medium Shading 1 Accent 6"/>
-    <w:lsdException w:unhideWhenUsed="0" w:uiPriority="64" w:semiHidden="0" w:name="Medium Shading 2 Accent 6"/>
+    <w:lsdException w:qFormat="1" w:unhideWhenUsed="0" w:uiPriority="63" w:semiHidden="0" w:name="Medium Shading 1 Accent 6"/>
+    <w:lsdException w:qFormat="1" w:unhideWhenUsed="0" w:uiPriority="64" w:semiHidden="0" w:name="Medium Shading 2 Accent 6"/>
     <w:lsdException w:qFormat="1" w:unhideWhenUsed="0" w:uiPriority="65" w:semiHidden="0" w:name="Medium List 1 Accent 6"/>
     <w:lsdException w:qFormat="1" w:unhideWhenUsed="0" w:uiPriority="66" w:semiHidden="0" w:name="Medium List 2 Accent 6"/>
     <w:lsdException w:qFormat="1" w:unhideWhenUsed="0" w:uiPriority="67" w:semiHidden="0" w:name="Medium Grid 1 Accent 6"/>
@@ -887,11 +2382,12 @@
     <w:qFormat/>
     <w:uiPriority w:val="0"/>
     <w:pPr>
-      <w:spacing w:after="200" w:line="276" w:lineRule="auto"/>
+      <w:spacing w:line="440" w:lineRule="exact"/>
+      <w:ind w:firstLine="600" w:firstLineChars="200"/>
     </w:pPr>
     <w:rPr>
-      <w:rFonts w:asciiTheme="minorHAnsi" w:hAnsiTheme="minorHAnsi" w:eastAsiaTheme="minorEastAsia" w:cstheme="minorBidi"/>
-      <w:sz w:val="22"/>
+      <w:rFonts w:ascii="Times New Roman" w:hAnsi="Times New Roman" w:eastAsia="宋体" w:cstheme="minorBidi"/>
+      <w:sz w:val="24"/>
       <w:szCs w:val="22"/>
       <w:lang w:val="en-US" w:eastAsia="en-US" w:bidi="ar-SA"/>
     </w:rPr>
@@ -899,80 +2395,92 @@
   <w:style w:type="paragraph" w:styleId="3">
     <w:name w:val="heading 1"/>
     <w:basedOn w:val="1"/>
-    <w:next w:val="1"/>
-    <w:link w:val="138"/>
+    <w:next w:val="4"/>
+    <w:link w:val="139"/>
     <w:qFormat/>
     <w:uiPriority w:val="9"/>
     <w:pPr>
       <w:keepNext/>
       <w:keepLines/>
-      <w:spacing w:before="480" w:after="0"/>
+      <w:numPr>
+        <w:ilvl w:val="0"/>
+        <w:numId w:val="1"/>
+      </w:numPr>
+      <w:tabs>
+        <w:tab w:val="left" w:pos="420"/>
+      </w:tabs>
+      <w:spacing w:before="120" w:after="120" w:line="440" w:lineRule="exact"/>
+      <w:ind w:left="17" w:hanging="17" w:firstLineChars="0"/>
       <w:outlineLvl w:val="0"/>
     </w:pPr>
     <w:rPr>
-      <w:rFonts w:asciiTheme="majorHAnsi" w:hAnsiTheme="majorHAnsi" w:eastAsiaTheme="majorEastAsia" w:cstheme="majorBidi"/>
-      <w:b/>
+      <w:rFonts w:eastAsia="黑体" w:asciiTheme="majorAscii" w:hAnsiTheme="majorAscii" w:cstheme="majorBidi"/>
       <w:bCs/>
-      <w:color w:val="376092" w:themeColor="accent1" w:themeShade="BF"/>
-      <w:sz w:val="28"/>
+      <w:color w:val="000000" w:themeColor="text1"/>
       <w:szCs w:val="28"/>
+      <w14:textFill>
+        <w14:solidFill>
+          <w14:schemeClr w14:val="tx1"/>
+        </w14:solidFill>
+      </w14:textFill>
     </w:rPr>
   </w:style>
-  <w:style w:type="paragraph" w:styleId="4">
+  <w:style w:type="paragraph" w:styleId="5">
     <w:name w:val="heading 2"/>
     <w:basedOn w:val="1"/>
     <w:next w:val="1"/>
-    <w:link w:val="139"/>
+    <w:link w:val="140"/>
     <w:unhideWhenUsed/>
     <w:qFormat/>
     <w:uiPriority w:val="9"/>
     <w:pPr>
       <w:keepNext/>
       <w:keepLines/>
-      <w:spacing w:before="200" w:after="0"/>
+      <w:numPr>
+        <w:ilvl w:val="0"/>
+        <w:numId w:val="2"/>
+      </w:numPr>
+      <w:spacing w:after="0"/>
+      <w:ind w:firstLine="0" w:firstLineChars="0"/>
       <w:outlineLvl w:val="1"/>
     </w:pPr>
     <w:rPr>
-      <w:rFonts w:asciiTheme="majorHAnsi" w:hAnsiTheme="majorHAnsi" w:eastAsiaTheme="majorEastAsia" w:cstheme="majorBidi"/>
-      <w:b/>
-      <w:bCs/>
-      <w:color w:val="4F81BD" w:themeColor="accent1"/>
-      <w:sz w:val="26"/>
-      <w:szCs w:val="26"/>
+      <w:rFonts w:ascii="Times New Roman" w:hAnsi="Times New Roman" w:eastAsia="黑体" w:cstheme="majorBidi"/>
+      <w:color w:val="000000" w:themeColor="text1"/>
+      <w:szCs w:val="24"/>
       <w14:textFill>
         <w14:solidFill>
-          <w14:schemeClr w14:val="accent1"/>
+          <w14:schemeClr w14:val="tx1"/>
         </w14:solidFill>
       </w14:textFill>
     </w:rPr>
   </w:style>
-  <w:style w:type="paragraph" w:styleId="5">
+  <w:style w:type="paragraph" w:styleId="6">
     <w:name w:val="heading 3"/>
     <w:basedOn w:val="1"/>
-    <w:next w:val="1"/>
-    <w:link w:val="140"/>
+    <w:next w:val="4"/>
+    <w:link w:val="135"/>
     <w:unhideWhenUsed/>
     <w:qFormat/>
     <w:uiPriority w:val="9"/>
     <w:pPr>
       <w:keepNext/>
       <w:keepLines/>
-      <w:spacing w:before="200" w:after="0"/>
-      <w:outlineLvl w:val="2"/>
+      <w:numPr>
+        <w:ilvl w:val="1"/>
+        <w:numId w:val="2"/>
+      </w:numPr>
+      <w:spacing w:after="0"/>
+      <w:ind w:firstLine="0" w:firstLineChars="0"/>
+      <w:outlineLvl w:val="1"/>
     </w:pPr>
     <w:rPr>
-      <w:rFonts w:asciiTheme="majorHAnsi" w:hAnsiTheme="majorHAnsi" w:eastAsiaTheme="majorEastAsia" w:cstheme="majorBidi"/>
-      <w:b/>
+      <w:rFonts w:ascii="Times New Roman" w:hAnsi="Times New Roman" w:eastAsia="黑体" w:cstheme="majorBidi"/>
       <w:bCs/>
-      <w:color w:val="4F81BD" w:themeColor="accent1"/>
-      <w14:textFill>
-        <w14:solidFill>
-          <w14:schemeClr w14:val="accent1"/>
-        </w14:solidFill>
-      </w14:textFill>
+      <w:color w:val="auto"/>
     </w:rPr>
   </w:style>
-  <w:style w:type="paragraph" w:styleId="6">
+  <w:style w:type="paragraph" w:styleId="7">
     <w:name w:val="heading 4"/>
     <w:basedOn w:val="1"/>
     <w:next w:val="1"/>
@@ -1001,7 +2509,7 @@
       </w14:textFill>
     </w:rPr>
   </w:style>
-  <w:style w:type="paragraph" w:styleId="7">
+  <w:style w:type="paragraph" w:styleId="8">
     <w:name w:val="heading 5"/>
     <w:basedOn w:val="1"/>
     <w:next w:val="1"/>
@@ -1021,7 +2529,7 @@
       <w:color w:val="254061" w:themeColor="accent1" w:themeShade="80"/>
     </w:rPr>
   </w:style>
-  <w:style w:type="paragraph" w:styleId="8">
+  <w:style w:type="paragraph" w:styleId="9">
     <w:name w:val="heading 6"/>
     <w:basedOn w:val="1"/>
     <w:next w:val="1"/>
@@ -1043,7 +2551,7 @@
       <w:color w:val="254061" w:themeColor="accent1" w:themeShade="80"/>
     </w:rPr>
   </w:style>
-  <w:style w:type="paragraph" w:styleId="9">
+  <w:style w:type="paragraph" w:styleId="10">
     <w:name w:val="heading 7"/>
     <w:basedOn w:val="1"/>
     <w:next w:val="1"/>
@@ -1073,7 +2581,7 @@
       </w14:textFill>
     </w:rPr>
   </w:style>
-  <w:style w:type="paragraph" w:styleId="10">
+  <w:style w:type="paragraph" w:styleId="11">
     <w:name w:val="heading 8"/>
     <w:basedOn w:val="1"/>
     <w:next w:val="1"/>
@@ -1100,7 +2608,7 @@
       </w14:textFill>
     </w:rPr>
   </w:style>
-  <w:style w:type="paragraph" w:styleId="11">
+  <w:style w:type="paragraph" w:styleId="12">
     <w:name w:val="heading 9"/>
     <w:basedOn w:val="1"/>
     <w:next w:val="1"/>
@@ -1179,7 +2687,18 @@
       <w:lang w:val="en-US" w:eastAsia="en-US" w:bidi="ar-SA"/>
     </w:rPr>
   </w:style>
-  <w:style w:type="paragraph" w:styleId="12">
+  <w:style w:type="paragraph" w:styleId="4">
+    <w:name w:val="Body Text"/>
+    <w:basedOn w:val="1"/>
+    <w:link w:val="144"/>
+    <w:unhideWhenUsed/>
+    <w:qFormat/>
+    <w:uiPriority w:val="99"/>
+    <w:pPr>
+      <w:spacing w:after="120"/>
+    </w:pPr>
+  </w:style>
+  <w:style w:type="paragraph" w:styleId="13">
     <w:name w:val="List 3"/>
     <w:basedOn w:val="1"/>
     <w:unhideWhenUsed/>
@@ -1190,7 +2709,7 @@
       <w:contextualSpacing/>
     </w:pPr>
   </w:style>
-  <w:style w:type="paragraph" w:styleId="13">
+  <w:style w:type="paragraph" w:styleId="14">
     <w:name w:val="List Number 2"/>
     <w:basedOn w:val="1"/>
     <w:unhideWhenUsed/>
@@ -1199,12 +2718,12 @@
     <w:pPr>
       <w:numPr>
         <w:ilvl w:val="0"/>
-        <w:numId w:val="1"/>
+        <w:numId w:val="3"/>
       </w:numPr>
       <w:contextualSpacing/>
     </w:pPr>
   </w:style>
-  <w:style w:type="paragraph" w:styleId="14">
+  <w:style w:type="paragraph" w:styleId="15">
     <w:name w:val="List Number"/>
     <w:basedOn w:val="1"/>
     <w:unhideWhenUsed/>
@@ -1213,12 +2732,12 @@
     <w:pPr>
       <w:numPr>
         <w:ilvl w:val="0"/>
-        <w:numId w:val="2"/>
+        <w:numId w:val="4"/>
       </w:numPr>
       <w:contextualSpacing/>
     </w:pPr>
   </w:style>
-  <w:style w:type="paragraph" w:styleId="15">
+  <w:style w:type="paragraph" w:styleId="16">
     <w:name w:val="caption"/>
     <w:basedOn w:val="1"/>
     <w:next w:val="1"/>
@@ -1242,7 +2761,7 @@
       </w14:textFill>
     </w:rPr>
   </w:style>
-  <w:style w:type="paragraph" w:styleId="16">
+  <w:style w:type="paragraph" w:styleId="17">
     <w:name w:val="List Bullet"/>
     <w:basedOn w:val="1"/>
     <w:unhideWhenUsed/>
@@ -1251,12 +2770,12 @@
     <w:pPr>
       <w:numPr>
         <w:ilvl w:val="0"/>
-        <w:numId w:val="3"/>
+        <w:numId w:val="5"/>
       </w:numPr>
       <w:contextualSpacing/>
     </w:pPr>
   </w:style>
-  <w:style w:type="paragraph" w:styleId="17">
+  <w:style w:type="paragraph" w:styleId="18">
     <w:name w:val="Body Text 3"/>
     <w:basedOn w:val="1"/>
     <w:link w:val="146"/>
@@ -1271,70 +2790,8 @@
       <w:szCs w:val="16"/>
     </w:rPr>
   </w:style>
-  <w:style w:type="paragraph" w:styleId="18">
+  <w:style w:type="paragraph" w:styleId="19">
     <w:name w:val="List Bullet 3"/>
-    <w:basedOn w:val="1"/>
-    <w:unhideWhenUsed/>
-    <w:qFormat/>
-    <w:uiPriority w:val="99"/>
-    <w:pPr>
-      <w:numPr>
-        <w:ilvl w:val="0"/>
-        <w:numId w:val="4"/>
-      </w:numPr>
-      <w:contextualSpacing/>
-    </w:pPr>
-  </w:style>
-  <w:style w:type="paragraph" w:styleId="19">
-    <w:name w:val="Body Text"/>
-    <w:basedOn w:val="1"/>
-    <w:link w:val="144"/>
-    <w:unhideWhenUsed/>
-    <w:qFormat/>
-    <w:uiPriority w:val="99"/>
-    <w:pPr>
-      <w:spacing w:after="120"/>
-    </w:pPr>
-  </w:style>
-  <w:style w:type="paragraph" w:styleId="20">
-    <w:name w:val="List Number 3"/>
-    <w:basedOn w:val="1"/>
-    <w:unhideWhenUsed/>
-    <w:qFormat/>
-    <w:uiPriority w:val="99"/>
-    <w:pPr>
-      <w:numPr>
-        <w:ilvl w:val="0"/>
-        <w:numId w:val="5"/>
-      </w:numPr>
-      <w:contextualSpacing/>
-    </w:pPr>
-  </w:style>
-  <w:style w:type="paragraph" w:styleId="21">
-    <w:name w:val="List 2"/>
-    <w:basedOn w:val="1"/>
-    <w:unhideWhenUsed/>
-    <w:qFormat/>
-    <w:uiPriority w:val="99"/>
-    <w:pPr>
-      <w:ind w:left="720" w:hanging="360"/>
-      <w:contextualSpacing/>
-    </w:pPr>
-  </w:style>
-  <w:style w:type="paragraph" w:styleId="22">
-    <w:name w:val="List Continue"/>
-    <w:basedOn w:val="1"/>
-    <w:unhideWhenUsed/>
-    <w:qFormat/>
-    <w:uiPriority w:val="99"/>
-    <w:pPr>
-      <w:spacing w:after="120"/>
-      <w:ind w:left="360"/>
-      <w:contextualSpacing/>
-    </w:pPr>
-  </w:style>
-  <w:style w:type="paragraph" w:styleId="23">
-    <w:name w:val="List Bullet 2"/>
     <w:basedOn w:val="1"/>
     <w:unhideWhenUsed/>
     <w:qFormat/>
@@ -1347,10 +2804,61 @@
       <w:contextualSpacing/>
     </w:pPr>
   </w:style>
+  <w:style w:type="paragraph" w:styleId="20">
+    <w:name w:val="List Number 3"/>
+    <w:basedOn w:val="1"/>
+    <w:unhideWhenUsed/>
+    <w:qFormat/>
+    <w:uiPriority w:val="99"/>
+    <w:pPr>
+      <w:numPr>
+        <w:ilvl w:val="0"/>
+        <w:numId w:val="7"/>
+      </w:numPr>
+      <w:contextualSpacing/>
+    </w:pPr>
+  </w:style>
+  <w:style w:type="paragraph" w:styleId="21">
+    <w:name w:val="List 2"/>
+    <w:basedOn w:val="1"/>
+    <w:unhideWhenUsed/>
+    <w:qFormat/>
+    <w:uiPriority w:val="99"/>
+    <w:pPr>
+      <w:ind w:left="720" w:hanging="360"/>
+      <w:contextualSpacing/>
+    </w:pPr>
+  </w:style>
+  <w:style w:type="paragraph" w:styleId="22">
+    <w:name w:val="List Continue"/>
+    <w:basedOn w:val="1"/>
+    <w:unhideWhenUsed/>
+    <w:qFormat/>
+    <w:uiPriority w:val="99"/>
+    <w:pPr>
+      <w:spacing w:after="120"/>
+      <w:ind w:left="360"/>
+      <w:contextualSpacing/>
+    </w:pPr>
+  </w:style>
+  <w:style w:type="paragraph" w:styleId="23">
+    <w:name w:val="List Bullet 2"/>
+    <w:basedOn w:val="1"/>
+    <w:unhideWhenUsed/>
+    <w:qFormat/>
+    <w:uiPriority w:val="99"/>
+    <w:pPr>
+      <w:numPr>
+        <w:ilvl w:val="0"/>
+        <w:numId w:val="8"/>
+      </w:numPr>
+      <w:contextualSpacing/>
+    </w:pPr>
+  </w:style>
   <w:style w:type="paragraph" w:styleId="24">
     <w:name w:val="footer"/>
     <w:basedOn w:val="1"/>
-    <w:link w:val="136"/>
+    <w:link w:val="137"/>
     <w:unhideWhenUsed/>
     <w:qFormat/>
     <w:uiPriority w:val="99"/>
@@ -1365,7 +2873,7 @@
   <w:style w:type="paragraph" w:styleId="25">
     <w:name w:val="header"/>
     <w:basedOn w:val="1"/>
-    <w:link w:val="135"/>
+    <w:link w:val="136"/>
     <w:unhideWhenUsed/>
     <w:qFormat/>
     <w:uiPriority w:val="99"/>
@@ -4391,6 +5899,7 @@
   <w:style w:type="table" w:styleId="61">
     <w:name w:val="Medium Shading 1 Accent 6"/>
     <w:basedOn w:val="32"/>
+    <w:qFormat/>
     <w:uiPriority w:val="63"/>
     <w:pPr>
       <w:spacing w:after="0" w:line="240" w:lineRule="auto"/>
@@ -4498,6 +6007,7 @@
   <w:style w:type="table" w:styleId="62">
     <w:name w:val="Medium Shading 2"/>
     <w:basedOn w:val="32"/>
+    <w:qFormat/>
     <w:uiPriority w:val="64"/>
     <w:pPr>
       <w:spacing w:after="0" w:line="240" w:lineRule="auto"/>
@@ -4829,6 +6339,7 @@
   <w:style w:type="table" w:styleId="64">
     <w:name w:val="Medium Shading 2 Accent 2"/>
     <w:basedOn w:val="32"/>
+    <w:qFormat/>
     <w:uiPriority w:val="64"/>
     <w:pPr>
       <w:spacing w:after="0" w:line="240" w:lineRule="auto"/>
@@ -4994,6 +6505,7 @@
   <w:style w:type="table" w:styleId="65">
     <w:name w:val="Medium Shading 2 Accent 3"/>
     <w:basedOn w:val="32"/>
+    <w:qFormat/>
     <w:uiPriority w:val="64"/>
     <w:pPr>
       <w:spacing w:after="0" w:line="240" w:lineRule="auto"/>
@@ -5159,6 +6671,7 @@
   <w:style w:type="table" w:styleId="66">
     <w:name w:val="Medium Shading 2 Accent 4"/>
     <w:basedOn w:val="32"/>
+    <w:qFormat/>
     <w:uiPriority w:val="64"/>
     <w:pPr>
       <w:spacing w:after="0" w:line="240" w:lineRule="auto"/>
@@ -5324,6 +6837,7 @@
   <w:style w:type="table" w:styleId="67">
     <w:name w:val="Medium Shading 2 Accent 5"/>
     <w:basedOn w:val="32"/>
+    <w:qFormat/>
     <w:uiPriority w:val="64"/>
     <w:pPr>
       <w:spacing w:after="0" w:line="240" w:lineRule="auto"/>
@@ -5489,6 +7003,7 @@
   <w:style w:type="table" w:styleId="68">
     <w:name w:val="Medium Shading 2 Accent 6"/>
     <w:basedOn w:val="32"/>
+    <w:qFormat/>
     <w:uiPriority w:val="64"/>
     <w:pPr>
       <w:spacing w:after="0" w:line="240" w:lineRule="auto"/>
@@ -5654,6 +7169,7 @@
   <w:style w:type="table" w:styleId="69">
     <w:name w:val="Medium List 1"/>
     <w:basedOn w:val="32"/>
+    <w:qFormat/>
     <w:uiPriority w:val="65"/>
     <w:pPr>
       <w:spacing w:after="0" w:line="240" w:lineRule="auto"/>
@@ -5744,6 +7260,7 @@
   <w:style w:type="table" w:styleId="70">
     <w:name w:val="Medium List 1 Accent 1"/>
     <w:basedOn w:val="32"/>
+    <w:qFormat/>
     <w:uiPriority w:val="65"/>
     <w:pPr>
       <w:spacing w:after="0" w:line="240" w:lineRule="auto"/>
@@ -5834,6 +7351,7 @@
   <w:style w:type="table" w:styleId="71">
     <w:name w:val="Medium List 1 Accent 2"/>
     <w:basedOn w:val="32"/>
+    <w:qFormat/>
     <w:uiPriority w:val="65"/>
     <w:pPr>
       <w:spacing w:after="0" w:line="240" w:lineRule="auto"/>
@@ -5924,6 +7442,7 @@
   <w:style w:type="table" w:styleId="72">
     <w:name w:val="Medium List 1 Accent 3"/>
     <w:basedOn w:val="32"/>
+    <w:qFormat/>
     <w:uiPriority w:val="65"/>
     <w:pPr>
       <w:spacing w:after="0" w:line="240" w:lineRule="auto"/>
@@ -7407,6 +8926,7 @@
   <w:style w:type="table" w:styleId="86">
     <w:name w:val="Medium Grid 1 Accent 3"/>
     <w:basedOn w:val="32"/>
+    <w:qFormat/>
     <w:uiPriority w:val="67"/>
     <w:pPr>
       <w:spacing w:after="0" w:line="240" w:lineRule="auto"/>
@@ -7546,6 +9066,7 @@
   <w:style w:type="table" w:styleId="88">
     <w:name w:val="Medium Grid 1 Accent 5"/>
     <w:basedOn w:val="32"/>
+    <w:qFormat/>
     <w:uiPriority w:val="67"/>
     <w:pPr>
       <w:spacing w:after="0" w:line="240" w:lineRule="auto"/>
@@ -7685,6 +9206,7 @@
   <w:style w:type="table" w:styleId="90">
     <w:name w:val="Medium Grid 2"/>
     <w:basedOn w:val="32"/>
+    <w:qFormat/>
     <w:uiPriority w:val="68"/>
     <w:pPr>
       <w:spacing w:after="0" w:line="240" w:lineRule="auto"/>
@@ -12026,6 +13548,7 @@
   <w:style w:type="table" w:styleId="122">
     <w:name w:val="Colorful List Accent 4"/>
     <w:basedOn w:val="32"/>
+    <w:qFormat/>
     <w:uiPriority w:val="72"/>
     <w:pPr>
       <w:spacing w:after="0" w:line="240" w:lineRule="auto"/>
@@ -12401,6 +13924,7 @@
   <w:style w:type="table" w:styleId="126">
     <w:name w:val="Colorful Grid Accent 1"/>
     <w:basedOn w:val="32"/>
+    <w:qFormat/>
     <w:uiPriority w:val="73"/>
     <w:pPr>
       <w:spacing w:after="0" w:line="240" w:lineRule="auto"/>
@@ -12788,6 +14312,7 @@
   <w:style w:type="table" w:styleId="130">
     <w:name w:val="Colorful Grid Accent 5"/>
     <w:basedOn w:val="32"/>
+    <w:qFormat/>
     <w:uiPriority w:val="73"/>
     <w:pPr>
       <w:spacing w:after="0" w:line="240" w:lineRule="auto"/>
@@ -12999,20 +14524,32 @@
     </w:rPr>
   </w:style>
   <w:style w:type="character" w:customStyle="1" w:styleId="135">
+    <w:name w:val="Heading 3 Char"/>
+    <w:basedOn w:val="132"/>
+    <w:link w:val="6"/>
+    <w:qFormat/>
+    <w:uiPriority w:val="9"/>
+    <w:rPr>
+      <w:rFonts w:ascii="Times New Roman" w:hAnsi="Times New Roman" w:eastAsia="黑体" w:cstheme="majorBidi"/>
+      <w:bCs/>
+      <w:color w:val="auto"/>
+    </w:rPr>
+  </w:style>
+  <w:style w:type="character" w:customStyle="1" w:styleId="136">
     <w:name w:val="Header Char"/>
     <w:basedOn w:val="132"/>
     <w:link w:val="25"/>
     <w:qFormat/>
     <w:uiPriority w:val="99"/>
   </w:style>
-  <w:style w:type="character" w:customStyle="1" w:styleId="136">
+  <w:style w:type="character" w:customStyle="1" w:styleId="137">
     <w:name w:val="Footer Char"/>
     <w:basedOn w:val="132"/>
     <w:link w:val="24"/>
     <w:qFormat/>
     <w:uiPriority w:val="99"/>
   </w:style>
-  <w:style w:type="paragraph" w:styleId="137">
+  <w:style w:type="paragraph" w:styleId="138">
     <w:name w:val="No Spacing"/>
     <w:qFormat/>
     <w:uiPriority w:val="1"/>
@@ -13026,55 +14563,39 @@
       <w:lang w:val="en-US" w:eastAsia="en-US" w:bidi="ar-SA"/>
     </w:rPr>
   </w:style>
-  <w:style w:type="character" w:customStyle="1" w:styleId="138">
+  <w:style w:type="character" w:customStyle="1" w:styleId="139">
     <w:name w:val="Heading 1 Char"/>
     <w:basedOn w:val="132"/>
     <w:link w:val="3"/>
     <w:qFormat/>
     <w:uiPriority w:val="9"/>
     <w:rPr>
-      <w:rFonts w:asciiTheme="majorHAnsi" w:hAnsiTheme="majorHAnsi" w:eastAsiaTheme="majorEastAsia" w:cstheme="majorBidi"/>
-      <w:b/>
+      <w:rFonts w:eastAsia="黑体" w:asciiTheme="majorAscii" w:hAnsiTheme="majorAscii" w:cstheme="majorBidi"/>
       <w:bCs/>
-      <w:color w:val="376092" w:themeColor="accent1" w:themeShade="BF"/>
-      <w:sz w:val="28"/>
+      <w:color w:val="000000" w:themeColor="text1"/>
+      <w:sz w:val="24"/>
       <w:szCs w:val="28"/>
-    </w:rPr>
-  </w:style>
-  <w:style w:type="character" w:customStyle="1" w:styleId="139">
-    <w:name w:val="Heading 2 Char"/>
-    <w:basedOn w:val="132"/>
-    <w:link w:val="4"/>
-    <w:qFormat/>
-    <w:uiPriority w:val="9"/>
-    <w:rPr>
-      <w:rFonts w:asciiTheme="majorHAnsi" w:hAnsiTheme="majorHAnsi" w:eastAsiaTheme="majorEastAsia" w:cstheme="majorBidi"/>
-      <w:b/>
-      <w:bCs/>
-      <w:color w:val="4F81BD" w:themeColor="accent1"/>
-      <w:sz w:val="26"/>
-      <w:szCs w:val="26"/>
       <w14:textFill>
         <w14:solidFill>
-          <w14:schemeClr w14:val="accent1"/>
+          <w14:schemeClr w14:val="tx1"/>
         </w14:solidFill>
       </w14:textFill>
     </w:rPr>
   </w:style>
   <w:style w:type="character" w:customStyle="1" w:styleId="140">
-    <w:name w:val="Heading 3 Char"/>
+    <w:name w:val="Heading 2 Char"/>
     <w:basedOn w:val="132"/>
     <w:link w:val="5"/>
     <w:qFormat/>
     <w:uiPriority w:val="9"/>
     <w:rPr>
-      <w:rFonts w:asciiTheme="majorHAnsi" w:hAnsiTheme="majorHAnsi" w:eastAsiaTheme="majorEastAsia" w:cstheme="majorBidi"/>
-      <w:b/>
-      <w:bCs/>
-      <w:color w:val="4F81BD" w:themeColor="accent1"/>
+      <w:rFonts w:ascii="Times New Roman" w:hAnsi="Times New Roman" w:eastAsia="黑体" w:cstheme="majorBidi"/>
+      <w:color w:val="000000" w:themeColor="text1"/>
+      <w:sz w:val="24"/>
+      <w:szCs w:val="24"/>
       <w14:textFill>
         <w14:solidFill>
-          <w14:schemeClr w14:val="accent1"/>
+          <w14:schemeClr w14:val="tx1"/>
         </w14:solidFill>
       </w14:textFill>
     </w:rPr>
@@ -13128,7 +14649,7 @@
   <w:style w:type="character" w:customStyle="1" w:styleId="144">
     <w:name w:val="Body Text Char"/>
     <w:basedOn w:val="132"/>
-    <w:link w:val="19"/>
+    <w:link w:val="4"/>
     <w:qFormat/>
     <w:uiPriority w:val="99"/>
   </w:style>
@@ -13142,7 +14663,8 @@
   <w:style w:type="character" w:customStyle="1" w:styleId="146">
     <w:name w:val="Body Text 3 Char"/>
     <w:basedOn w:val="132"/>
-    <w:link w:val="17"/>
+    <w:link w:val="18"/>
+    <w:qFormat/>
     <w:uiPriority w:val="99"/>
     <w:rPr>
       <w:sz w:val="16"/>
@@ -13199,7 +14721,7 @@
   <w:style w:type="character" w:customStyle="1" w:styleId="150">
     <w:name w:val="Heading 4 Char"/>
     <w:basedOn w:val="132"/>
-    <w:link w:val="6"/>
+    <w:link w:val="7"/>
     <w:semiHidden/>
     <w:qFormat/>
     <w:uiPriority w:val="9"/>
@@ -13220,7 +14742,7 @@
   <w:style w:type="character" w:customStyle="1" w:styleId="151">
     <w:name w:val="Heading 5 Char"/>
     <w:basedOn w:val="132"/>
-    <w:link w:val="7"/>
+    <w:link w:val="8"/>
     <w:semiHidden/>
     <w:qFormat/>
     <w:uiPriority w:val="9"/>
@@ -13232,7 +14754,7 @@
   <w:style w:type="character" w:customStyle="1" w:styleId="152">
     <w:name w:val="Heading 6 Char"/>
     <w:basedOn w:val="132"/>
-    <w:link w:val="8"/>
+    <w:link w:val="9"/>
     <w:semiHidden/>
     <w:qFormat/>
     <w:uiPriority w:val="9"/>
@@ -13246,7 +14768,7 @@
   <w:style w:type="character" w:customStyle="1" w:styleId="153">
     <w:name w:val="Heading 7 Char"/>
     <w:basedOn w:val="132"/>
-    <w:link w:val="9"/>
+    <w:link w:val="10"/>
     <w:semiHidden/>
     <w:qFormat/>
     <w:uiPriority w:val="9"/>
@@ -13268,7 +14790,7 @@
   <w:style w:type="character" w:customStyle="1" w:styleId="154">
     <w:name w:val="Heading 8 Char"/>
     <w:basedOn w:val="132"/>
-    <w:link w:val="10"/>
+    <w:link w:val="11"/>
     <w:semiHidden/>
     <w:qFormat/>
     <w:uiPriority w:val="9"/>
@@ -13287,7 +14809,7 @@
   <w:style w:type="character" w:customStyle="1" w:styleId="155">
     <w:name w:val="Heading 9 Char"/>
     <w:basedOn w:val="132"/>
-    <w:link w:val="11"/>
+    <w:link w:val="12"/>
     <w:semiHidden/>
     <w:qFormat/>
     <w:uiPriority w:val="9"/>
@@ -13449,6 +14971,13 @@
     <w:pPr>
       <w:outlineLvl w:val="9"/>
     </w:pPr>
+  </w:style>
+  <w:style w:type="paragraph" w:customStyle="1" w:styleId="164">
+    <w:name w:val="First Paragraph"/>
+    <w:basedOn w:val="4"/>
+    <w:next w:val="4"/>
+    <w:qFormat/>
+    <w:uiPriority w:val="0"/>
   </w:style>
 </w:styles>
 </file>

--- a/document.docx
+++ b/document.docx
@@ -73,6 +73,7 @@
                 <w:lang w:val="en-US" w:eastAsia="zh-CN"/>
               </w:rPr>
             </w:pPr>
+            <w:bookmarkStart w:id="1" w:name="_GoBack" w:colFirst="0" w:colLast="1"/>
             <w:r>
               <w:rPr>
                 <w:rFonts w:hint="eastAsia" w:ascii="黑体" w:hAnsi="黑体" w:eastAsia="黑体" w:cs="黑体"/>
@@ -94,7 +95,7 @@
               <w:bidi w:val="0"/>
               <w:spacing w:after="0"/>
               <w:rPr>
-                <w:rFonts w:hint="eastAsia" w:ascii="黑体" w:hAnsi="黑体" w:eastAsia="黑体" w:cs="黑体"/>
+                <w:rFonts w:hint="default" w:ascii="黑体" w:hAnsi="黑体" w:eastAsia="黑体" w:cs="黑体"/>
                 <w:sz w:val="21"/>
                 <w:szCs w:val="21"/>
                 <w:vertAlign w:val="baseline"/>
@@ -103,13 +104,18 @@
             </w:pPr>
             <w:r>
               <w:rPr>
-                <w:rFonts w:hint="eastAsia"/>
+                <w:rFonts w:hint="eastAsia" w:ascii="黑体" w:hAnsi="黑体" w:eastAsia="黑体" w:cs="黑体"/>
+                <w:sz w:val="21"/>
+                <w:szCs w:val="21"/>
+                <w:vertAlign w:val="baseline"/>
+                <w:lang w:val="en-US" w:eastAsia="zh-CN"/>
               </w:rPr>
-              <w:t>A</w:t>
+              <w:t>XXX-AB</w:t>
             </w:r>
           </w:p>
         </w:tc>
       </w:tr>
+      <w:bookmarkEnd w:id="1"/>
       <w:tr>
         <w:tblPrEx>
           <w:tblBorders>
@@ -211,6 +217,7 @@
       <w:pPr>
         <w:pStyle w:val="3"/>
         <w:numPr>
+          <w:ilvl w:val="0"/>
           <w:numId w:val="0"/>
         </w:numPr>
         <w:ind w:leftChars="0"/>
@@ -226,6 +233,7 @@
       <w:pPr>
         <w:pStyle w:val="3"/>
         <w:numPr>
+          <w:ilvl w:val="0"/>
           <w:numId w:val="0"/>
         </w:numPr>
         <w:tabs>
@@ -253,6 +261,7 @@
       <w:pPr>
         <w:pStyle w:val="3"/>
         <w:numPr>
+          <w:ilvl w:val="0"/>
           <w:numId w:val="0"/>
         </w:numPr>
         <w:tabs>
@@ -266,8 +275,6 @@
           <w:szCs w:val="32"/>
         </w:rPr>
       </w:pPr>
-      <w:bookmarkStart w:id="1" w:name="_GoBack"/>
-      <w:bookmarkEnd w:id="1"/>
       <w:r>
         <w:rPr>
           <w:rFonts w:hint="eastAsia"/>
